--- a/content/updates/partnership-day-2026/Agenda 1.docx
+++ b/content/updates/partnership-day-2026/Agenda 1.docx
@@ -2073,7 +2073,7 @@
                 <w:sz w:val="20"/>
                 <w:szCs w:val="20"/>
               </w:rPr>
-              <w:t>Mapping Human Displacement in Sub-Saharan Africa Using Nighttime Lights and Social Media Data</w:t>
+              <w:t xml:space="preserve">Mapping Human Displacement in Sub-Saharan Africa Using Nighttime Lights </w:t>
             </w:r>
           </w:p>
           <w:p>

--- a/content/updates/partnership-day-2026/Agenda 1.docx
+++ b/content/updates/partnership-day-2026/Agenda 1.docx
@@ -390,28 +390,7 @@
                 <w:sz w:val="20"/>
                 <w:szCs w:val="20"/>
               </w:rPr>
-              <w:t xml:space="preserve">Keynote: </w:t>
-            </w:r>
-            <w:r>
-              <w:rPr>
-                <w:b/>
-                <w:bCs/>
-                <w:color w:val="484650"/>
-                <w:sz w:val="20"/>
-                <w:szCs w:val="20"/>
-              </w:rPr>
-              <w:t>What Public-Private AI Partnerships Are Delivering — and Where They're Head</w:t>
-            </w:r>
-            <w:r>
-              <w:rPr>
-                <w:rFonts w:ascii="Aptos" w:eastAsia="Aptos" w:hAnsi="Aptos" w:cs="Aptos"/>
-                <w:i/>
-                <w:iCs/>
-                <w:color w:val="FFFFFF" w:themeColor="background1"/>
-                <w:sz w:val="20"/>
-                <w:szCs w:val="20"/>
-              </w:rPr>
-              <w:t>ed</w:t>
+              <w:t>Keynote Address</w:t>
             </w:r>
           </w:p>
         </w:tc>
@@ -437,6 +416,17 @@
                 <w:szCs w:val="20"/>
               </w:rPr>
             </w:pPr>
+            <w:r>
+              <w:rPr>
+                <w:rFonts w:ascii="Aptos" w:eastAsia="Aptos" w:hAnsi="Aptos" w:cs="Aptos"/>
+                <w:b/>
+                <w:bCs/>
+                <w:color w:val="484650"/>
+                <w:sz w:val="20"/>
+                <w:szCs w:val="20"/>
+              </w:rPr>
+              <w:t xml:space="preserve">Dr. </w:t>
+            </w:r>
             <w:r>
               <w:rPr>
                 <w:rFonts w:ascii="Aptos" w:eastAsia="Aptos" w:hAnsi="Aptos" w:cs="Aptos"/>
@@ -621,7 +611,7 @@
       </w:tr>
       <w:tr>
         <w:trPr>
-          <w:trHeight w:val="2280"/>
+          <w:trHeight w:val="3346"/>
         </w:trPr>
         <w:tc>
           <w:tcPr>
@@ -808,18 +798,6 @@
               <w:t>Economists from the OECD, IMF, World Bank, and CAF share what LinkedIn's global data is revealing about how AI is reshaping skills, hiring, and labor markets — moderated by LinkedIn</w:t>
             </w:r>
           </w:p>
-          <w:p>
-            <w:pPr>
-              <w:spacing w:after="0"/>
-              <w:rPr>
-                <w:b/>
-                <w:bCs/>
-                <w:color w:val="484650"/>
-                <w:sz w:val="20"/>
-                <w:szCs w:val="20"/>
-              </w:rPr>
-            </w:pPr>
-          </w:p>
         </w:tc>
         <w:tc>
           <w:tcPr>
@@ -1012,18 +990,6 @@
               </w:rPr>
               <w:t xml:space="preserve">, Data Scientist, World Bank Group </w:t>
             </w:r>
-          </w:p>
-          <w:p>
-            <w:pPr>
-              <w:spacing w:after="0"/>
-              <w:rPr>
-                <w:rFonts w:ascii="Aptos" w:eastAsia="Aptos" w:hAnsi="Aptos" w:cs="Aptos"/>
-                <w:color w:val="484650"/>
-                <w:sz w:val="20"/>
-                <w:szCs w:val="20"/>
-                <w:highlight w:val="yellow"/>
-              </w:rPr>
-            </w:pPr>
           </w:p>
           <w:p>
             <w:pPr>
@@ -1433,7 +1399,6 @@
                 <w:sz w:val="20"/>
                 <w:szCs w:val="20"/>
               </w:rPr>
-              <w:lastRenderedPageBreak/>
               <w:t xml:space="preserve">Asian Development Bank </w:t>
             </w:r>
           </w:p>
@@ -2321,3645 +2286,6 @@
       <w:r>
         <w:br w:type="page"/>
       </w:r>
-    </w:p>
-    <w:p>
-      <w:pPr>
-        <w:pStyle w:val="Heading1"/>
-      </w:pPr>
-      <w:bookmarkStart w:id="1" w:name="_STRATEGIC_ADVISORY_GROUP"/>
-      <w:bookmarkEnd w:id="1"/>
-      <w:r>
-        <w:rPr>
-          <w:b w:val="0"/>
-        </w:rPr>
-        <w:lastRenderedPageBreak/>
-        <w:t>STRATEGIC ADVISORY GROUP MEETING</w:t>
-      </w:r>
-      <w:r>
-        <w:t xml:space="preserve"> </w:t>
-      </w:r>
-    </w:p>
-    <w:p>
-      <w:pPr>
-        <w:keepNext/>
-        <w:keepLines/>
-        <w:spacing w:after="0" w:line="240" w:lineRule="auto"/>
-      </w:pPr>
-      <w:r>
-        <w:rPr>
-          <w:rFonts w:ascii="Aptos" w:eastAsia="Aptos" w:hAnsi="Aptos" w:cs="Aptos"/>
-          <w:b/>
-          <w:bCs/>
-          <w:color w:val="3A3A3A" w:themeColor="background2" w:themeShade="40"/>
-        </w:rPr>
-        <w:t xml:space="preserve">Wednesday, June 3, 2025 </w:t>
-      </w:r>
-    </w:p>
-    <w:p>
-      <w:pPr>
-        <w:keepNext/>
-        <w:keepLines/>
-        <w:spacing w:after="0" w:line="240" w:lineRule="auto"/>
-      </w:pPr>
-      <w:r>
-        <w:rPr>
-          <w:rFonts w:ascii="Aptos" w:eastAsia="Aptos" w:hAnsi="Aptos" w:cs="Aptos"/>
-          <w:color w:val="3A3A3A" w:themeColor="background2" w:themeShade="40"/>
-          <w:sz w:val="22"/>
-          <w:szCs w:val="22"/>
-        </w:rPr>
-        <w:t>World Bank Group, MC 13</w:t>
-      </w:r>
-      <w:r>
-        <w:rPr>
-          <w:rFonts w:ascii="Aptos" w:eastAsia="Aptos" w:hAnsi="Aptos" w:cs="Aptos"/>
-          <w:color w:val="3A3A3A" w:themeColor="background2" w:themeShade="40"/>
-          <w:sz w:val="22"/>
-          <w:szCs w:val="22"/>
-        </w:rPr>
-        <w:t>-</w:t>
-      </w:r>
-      <w:r>
-        <w:rPr>
-          <w:rFonts w:ascii="Aptos" w:eastAsia="Aptos" w:hAnsi="Aptos" w:cs="Aptos"/>
-          <w:color w:val="3A3A3A" w:themeColor="background2" w:themeShade="40"/>
-          <w:sz w:val="22"/>
-          <w:szCs w:val="22"/>
-        </w:rPr>
-        <w:t xml:space="preserve">121 (1818 H Street NW, Washington, DC, 20433) </w:t>
-      </w:r>
-      <w:r>
-        <w:rPr>
-          <w:rFonts w:ascii="Arial" w:eastAsia="Arial" w:hAnsi="Arial" w:cs="Arial"/>
-          <w:color w:val="3A3A3A" w:themeColor="background2" w:themeShade="40"/>
-          <w:sz w:val="22"/>
-          <w:szCs w:val="22"/>
-        </w:rPr>
-        <w:t>   </w:t>
-      </w:r>
-      <w:r>
-        <w:rPr>
-          <w:rFonts w:ascii="Aptos" w:eastAsia="Aptos" w:hAnsi="Aptos" w:cs="Aptos"/>
-          <w:color w:val="3A3A3A" w:themeColor="background2" w:themeShade="40"/>
-          <w:sz w:val="22"/>
-          <w:szCs w:val="22"/>
-        </w:rPr>
-        <w:t xml:space="preserve"> </w:t>
-      </w:r>
-    </w:p>
-    <w:p>
-      <w:pPr>
-        <w:keepNext/>
-        <w:keepLines/>
-        <w:spacing w:after="0" w:line="240" w:lineRule="auto"/>
-      </w:pPr>
-      <w:r>
-        <w:rPr>
-          <w:rFonts w:ascii="Aptos" w:eastAsia="Aptos" w:hAnsi="Aptos" w:cs="Aptos"/>
-          <w:color w:val="3A3A3A" w:themeColor="background2" w:themeShade="40"/>
-          <w:sz w:val="22"/>
-          <w:szCs w:val="22"/>
-        </w:rPr>
-        <w:t xml:space="preserve"> </w:t>
-      </w:r>
-    </w:p>
-    <w:tbl>
-      <w:tblPr>
-        <w:tblW w:w="0" w:type="auto"/>
-        <w:tblLook w:val="04A0" w:firstRow="1" w:lastRow="0" w:firstColumn="1" w:lastColumn="0" w:noHBand="0" w:noVBand="1"/>
-      </w:tblPr>
-      <w:tblGrid>
-        <w:gridCol w:w="1650"/>
-        <w:gridCol w:w="7320"/>
-      </w:tblGrid>
-      <w:tr>
-        <w:trPr>
-          <w:trHeight w:val="285"/>
-        </w:trPr>
-        <w:tc>
-          <w:tcPr>
-            <w:tcW w:w="1650" w:type="dxa"/>
-            <w:tcBorders>
-              <w:top w:val="nil"/>
-              <w:left w:val="nil"/>
-              <w:bottom w:val="single" w:sz="8" w:space="0" w:color="E6E6E6"/>
-              <w:right w:val="nil"/>
-            </w:tcBorders>
-          </w:tcPr>
-          <w:p>
-            <w:pPr>
-              <w:spacing w:after="0"/>
-            </w:pPr>
-            <w:r>
-              <w:rPr>
-                <w:rFonts w:ascii="Aptos" w:eastAsia="Aptos" w:hAnsi="Aptos" w:cs="Aptos"/>
-                <w:b/>
-                <w:bCs/>
-                <w:color w:val="DC6D25"/>
-                <w:sz w:val="20"/>
-                <w:szCs w:val="20"/>
-              </w:rPr>
-              <w:t xml:space="preserve"> </w:t>
-            </w:r>
-          </w:p>
-          <w:p>
-            <w:pPr>
-              <w:spacing w:after="0"/>
-            </w:pPr>
-            <w:r>
-              <w:rPr>
-                <w:rFonts w:ascii="Aptos" w:eastAsia="Aptos" w:hAnsi="Aptos" w:cs="Aptos"/>
-                <w:b/>
-                <w:bCs/>
-                <w:color w:val="DC6D25"/>
-                <w:sz w:val="20"/>
-                <w:szCs w:val="20"/>
-              </w:rPr>
-              <w:t>Time</w:t>
-            </w:r>
-          </w:p>
-        </w:tc>
-        <w:tc>
-          <w:tcPr>
-            <w:tcW w:w="7320" w:type="dxa"/>
-            <w:tcBorders>
-              <w:top w:val="nil"/>
-              <w:left w:val="nil"/>
-              <w:bottom w:val="single" w:sz="8" w:space="0" w:color="E6E6E6"/>
-              <w:right w:val="nil"/>
-            </w:tcBorders>
-          </w:tcPr>
-          <w:p>
-            <w:pPr>
-              <w:spacing w:after="0"/>
-            </w:pPr>
-            <w:r>
-              <w:rPr>
-                <w:rFonts w:ascii="Aptos" w:eastAsia="Aptos" w:hAnsi="Aptos" w:cs="Aptos"/>
-                <w:b/>
-                <w:bCs/>
-                <w:color w:val="DC6D25"/>
-                <w:sz w:val="20"/>
-                <w:szCs w:val="20"/>
-              </w:rPr>
-              <w:t xml:space="preserve"> </w:t>
-            </w:r>
-          </w:p>
-          <w:p>
-            <w:pPr>
-              <w:spacing w:after="0"/>
-            </w:pPr>
-            <w:r>
-              <w:rPr>
-                <w:rFonts w:ascii="Aptos" w:eastAsia="Aptos" w:hAnsi="Aptos" w:cs="Aptos"/>
-                <w:b/>
-                <w:bCs/>
-                <w:color w:val="DC6D25"/>
-                <w:sz w:val="20"/>
-                <w:szCs w:val="20"/>
-              </w:rPr>
-              <w:t>Topic</w:t>
-            </w:r>
-          </w:p>
-        </w:tc>
-      </w:tr>
-      <w:tr>
-        <w:trPr>
-          <w:trHeight w:val="285"/>
-        </w:trPr>
-        <w:tc>
-          <w:tcPr>
-            <w:tcW w:w="1650" w:type="dxa"/>
-            <w:tcBorders>
-              <w:top w:val="single" w:sz="8" w:space="0" w:color="E6E6E6"/>
-              <w:left w:val="nil"/>
-              <w:bottom w:val="single" w:sz="8" w:space="0" w:color="E6E6E6"/>
-              <w:right w:val="nil"/>
-            </w:tcBorders>
-          </w:tcPr>
-          <w:p>
-            <w:pPr>
-              <w:spacing w:after="0"/>
-            </w:pPr>
-            <w:r>
-              <w:rPr>
-                <w:rFonts w:ascii="Aptos" w:eastAsia="Aptos" w:hAnsi="Aptos" w:cs="Aptos"/>
-                <w:color w:val="484650"/>
-                <w:sz w:val="20"/>
-                <w:szCs w:val="20"/>
-              </w:rPr>
-              <w:t xml:space="preserve">13:00 </w:t>
-            </w:r>
-          </w:p>
-        </w:tc>
-        <w:tc>
-          <w:tcPr>
-            <w:tcW w:w="7320" w:type="dxa"/>
-            <w:tcBorders>
-              <w:top w:val="single" w:sz="8" w:space="0" w:color="E6E6E6"/>
-              <w:left w:val="nil"/>
-              <w:bottom w:val="single" w:sz="8" w:space="0" w:color="E6E6E6"/>
-              <w:right w:val="nil"/>
-            </w:tcBorders>
-          </w:tcPr>
-          <w:p>
-            <w:pPr>
-              <w:spacing w:after="0"/>
-            </w:pPr>
-            <w:r>
-              <w:rPr>
-                <w:rFonts w:ascii="Aptos" w:eastAsia="Aptos" w:hAnsi="Aptos" w:cs="Aptos"/>
-                <w:color w:val="484650"/>
-                <w:sz w:val="20"/>
-                <w:szCs w:val="20"/>
-              </w:rPr>
-              <w:t>Lunch</w:t>
-            </w:r>
-          </w:p>
-        </w:tc>
-      </w:tr>
-      <w:tr>
-        <w:trPr>
-          <w:trHeight w:val="285"/>
-        </w:trPr>
-        <w:tc>
-          <w:tcPr>
-            <w:tcW w:w="1650" w:type="dxa"/>
-            <w:tcBorders>
-              <w:top w:val="single" w:sz="8" w:space="0" w:color="E6E6E6"/>
-              <w:left w:val="nil"/>
-              <w:bottom w:val="single" w:sz="8" w:space="0" w:color="E6E6E6"/>
-              <w:right w:val="nil"/>
-            </w:tcBorders>
-          </w:tcPr>
-          <w:p>
-            <w:pPr>
-              <w:spacing w:after="0"/>
-            </w:pPr>
-            <w:r>
-              <w:rPr>
-                <w:rFonts w:ascii="Aptos" w:eastAsia="Aptos" w:hAnsi="Aptos" w:cs="Aptos"/>
-                <w:color w:val="484650"/>
-                <w:sz w:val="20"/>
-                <w:szCs w:val="20"/>
-              </w:rPr>
-              <w:t xml:space="preserve">14:00 </w:t>
-            </w:r>
-          </w:p>
-        </w:tc>
-        <w:tc>
-          <w:tcPr>
-            <w:tcW w:w="7320" w:type="dxa"/>
-            <w:tcBorders>
-              <w:top w:val="single" w:sz="8" w:space="0" w:color="E6E6E6"/>
-              <w:left w:val="nil"/>
-              <w:bottom w:val="single" w:sz="8" w:space="0" w:color="E6E6E6"/>
-              <w:right w:val="nil"/>
-            </w:tcBorders>
-          </w:tcPr>
-          <w:p>
-            <w:pPr>
-              <w:spacing w:after="0"/>
-              <w:rPr>
-                <w:rFonts w:ascii="Aptos" w:eastAsia="Aptos" w:hAnsi="Aptos" w:cs="Aptos"/>
-                <w:color w:val="484650"/>
-                <w:sz w:val="20"/>
-                <w:szCs w:val="20"/>
-              </w:rPr>
-            </w:pPr>
-            <w:r>
-              <w:rPr>
-                <w:rFonts w:ascii="Aptos" w:eastAsia="Aptos" w:hAnsi="Aptos" w:cs="Aptos"/>
-                <w:color w:val="484650"/>
-                <w:sz w:val="20"/>
-                <w:szCs w:val="20"/>
-              </w:rPr>
-              <w:t>Strategic Goal</w:t>
-            </w:r>
-            <w:r>
-              <w:rPr>
-                <w:rFonts w:ascii="Aptos" w:eastAsia="Aptos" w:hAnsi="Aptos" w:cs="Aptos"/>
-                <w:color w:val="484650"/>
-                <w:sz w:val="20"/>
-                <w:szCs w:val="20"/>
-              </w:rPr>
-              <w:t>s</w:t>
-            </w:r>
-            <w:r>
-              <w:rPr>
-                <w:rFonts w:ascii="Aptos" w:eastAsia="Aptos" w:hAnsi="Aptos" w:cs="Aptos"/>
-                <w:color w:val="484650"/>
-                <w:sz w:val="20"/>
-                <w:szCs w:val="20"/>
-              </w:rPr>
-              <w:t xml:space="preserve"> </w:t>
-            </w:r>
-            <w:r>
-              <w:rPr>
-                <w:rFonts w:ascii="Aptos" w:eastAsia="Aptos" w:hAnsi="Aptos" w:cs="Aptos"/>
-                <w:color w:val="484650"/>
-                <w:sz w:val="20"/>
-                <w:szCs w:val="20"/>
-              </w:rPr>
-              <w:t>Report</w:t>
-            </w:r>
-          </w:p>
-        </w:tc>
-      </w:tr>
-      <w:tr>
-        <w:trPr>
-          <w:trHeight w:val="300"/>
-        </w:trPr>
-        <w:tc>
-          <w:tcPr>
-            <w:tcW w:w="1650" w:type="dxa"/>
-            <w:tcBorders>
-              <w:top w:val="single" w:sz="8" w:space="0" w:color="E6E6E6"/>
-              <w:left w:val="nil"/>
-              <w:bottom w:val="single" w:sz="8" w:space="0" w:color="E6E6E6"/>
-              <w:right w:val="nil"/>
-            </w:tcBorders>
-          </w:tcPr>
-          <w:p>
-            <w:pPr>
-              <w:spacing w:after="0"/>
-              <w:rPr>
-                <w:rFonts w:ascii="Aptos" w:eastAsia="Aptos" w:hAnsi="Aptos" w:cs="Aptos"/>
-                <w:color w:val="484650"/>
-                <w:sz w:val="20"/>
-                <w:szCs w:val="20"/>
-              </w:rPr>
-            </w:pPr>
-            <w:r>
-              <w:rPr>
-                <w:rFonts w:ascii="Aptos" w:eastAsia="Aptos" w:hAnsi="Aptos" w:cs="Aptos"/>
-                <w:color w:val="484650"/>
-                <w:sz w:val="20"/>
-                <w:szCs w:val="20"/>
-              </w:rPr>
-              <w:t>14:</w:t>
-            </w:r>
-            <w:r>
-              <w:rPr>
-                <w:rFonts w:ascii="Aptos" w:eastAsia="Aptos" w:hAnsi="Aptos" w:cs="Aptos"/>
-                <w:color w:val="484650"/>
-                <w:sz w:val="20"/>
-                <w:szCs w:val="20"/>
-              </w:rPr>
-              <w:t>15</w:t>
-            </w:r>
-          </w:p>
-        </w:tc>
-        <w:tc>
-          <w:tcPr>
-            <w:tcW w:w="7320" w:type="dxa"/>
-            <w:tcBorders>
-              <w:top w:val="single" w:sz="8" w:space="0" w:color="E6E6E6"/>
-              <w:left w:val="nil"/>
-              <w:bottom w:val="single" w:sz="8" w:space="0" w:color="E6E6E6"/>
-              <w:right w:val="nil"/>
-            </w:tcBorders>
-          </w:tcPr>
-          <w:p>
-            <w:pPr>
-              <w:spacing w:after="0"/>
-              <w:rPr>
-                <w:rFonts w:ascii="Aptos" w:eastAsia="Aptos" w:hAnsi="Aptos" w:cs="Aptos"/>
-                <w:color w:val="484650"/>
-                <w:sz w:val="20"/>
-                <w:szCs w:val="20"/>
-              </w:rPr>
-            </w:pPr>
-            <w:r>
-              <w:rPr>
-                <w:rFonts w:ascii="Aptos" w:eastAsia="Aptos" w:hAnsi="Aptos" w:cs="Aptos"/>
-                <w:color w:val="484650"/>
-                <w:sz w:val="20"/>
-                <w:szCs w:val="20"/>
-              </w:rPr>
-              <w:t>Special Projects</w:t>
-            </w:r>
-            <w:r>
-              <w:rPr>
-                <w:rFonts w:ascii="Aptos" w:eastAsia="Aptos" w:hAnsi="Aptos" w:cs="Aptos"/>
-                <w:color w:val="484650"/>
-                <w:sz w:val="20"/>
-                <w:szCs w:val="20"/>
-              </w:rPr>
-              <w:t xml:space="preserve"> Update</w:t>
-            </w:r>
-            <w:r>
-              <w:rPr>
-                <w:rFonts w:ascii="Aptos" w:eastAsia="Aptos" w:hAnsi="Aptos" w:cs="Aptos"/>
-                <w:color w:val="484650"/>
-                <w:sz w:val="20"/>
-                <w:szCs w:val="20"/>
-              </w:rPr>
-              <w:t>:</w:t>
-            </w:r>
-          </w:p>
-          <w:p>
-            <w:pPr>
-              <w:pStyle w:val="ListParagraph"/>
-              <w:numPr>
-                <w:ilvl w:val="0"/>
-                <w:numId w:val="1"/>
-              </w:numPr>
-              <w:spacing w:after="0"/>
-              <w:rPr>
-                <w:rFonts w:ascii="Aptos" w:eastAsia="Aptos" w:hAnsi="Aptos" w:cs="Aptos"/>
-                <w:color w:val="484650"/>
-                <w:sz w:val="20"/>
-                <w:szCs w:val="20"/>
-              </w:rPr>
-            </w:pPr>
-            <w:r>
-              <w:rPr>
-                <w:rFonts w:ascii="Aptos" w:eastAsia="Aptos" w:hAnsi="Aptos" w:cs="Aptos"/>
-                <w:color w:val="484650"/>
-                <w:sz w:val="20"/>
-                <w:szCs w:val="20"/>
-              </w:rPr>
-              <w:t>Code Catalog</w:t>
-            </w:r>
-          </w:p>
-          <w:p>
-            <w:pPr>
-              <w:pStyle w:val="ListParagraph"/>
-              <w:numPr>
-                <w:ilvl w:val="0"/>
-                <w:numId w:val="1"/>
-              </w:numPr>
-              <w:spacing w:after="0"/>
-              <w:rPr>
-                <w:rFonts w:ascii="Aptos" w:eastAsia="Aptos" w:hAnsi="Aptos" w:cs="Aptos"/>
-                <w:color w:val="484650"/>
-                <w:sz w:val="20"/>
-                <w:szCs w:val="20"/>
-              </w:rPr>
-            </w:pPr>
-            <w:r>
-              <w:rPr>
-                <w:rFonts w:ascii="Aptos" w:eastAsia="Aptos" w:hAnsi="Aptos" w:cs="Aptos"/>
-                <w:color w:val="484650"/>
-                <w:sz w:val="20"/>
-                <w:szCs w:val="20"/>
-              </w:rPr>
-              <w:t>Low-Resource Language Datasets</w:t>
-            </w:r>
-          </w:p>
-          <w:p>
-            <w:pPr>
-              <w:pStyle w:val="ListParagraph"/>
-              <w:numPr>
-                <w:ilvl w:val="0"/>
-                <w:numId w:val="1"/>
-              </w:numPr>
-              <w:spacing w:after="0"/>
-              <w:rPr>
-                <w:rFonts w:ascii="Aptos" w:eastAsia="Aptos" w:hAnsi="Aptos" w:cs="Aptos"/>
-                <w:color w:val="484650"/>
-                <w:sz w:val="20"/>
-                <w:szCs w:val="20"/>
-              </w:rPr>
-            </w:pPr>
-            <w:r>
-              <w:rPr>
-                <w:rFonts w:ascii="Aptos" w:eastAsia="Aptos" w:hAnsi="Aptos" w:cs="Aptos"/>
-                <w:color w:val="484650"/>
-                <w:sz w:val="20"/>
-                <w:szCs w:val="20"/>
-              </w:rPr>
-              <w:t>Global AI Index</w:t>
-            </w:r>
-          </w:p>
-        </w:tc>
-      </w:tr>
-      <w:tr>
-        <w:trPr>
-          <w:trHeight w:val="330"/>
-        </w:trPr>
-        <w:tc>
-          <w:tcPr>
-            <w:tcW w:w="1650" w:type="dxa"/>
-            <w:tcBorders>
-              <w:top w:val="single" w:sz="8" w:space="0" w:color="E6E6E6"/>
-              <w:left w:val="nil"/>
-              <w:bottom w:val="single" w:sz="8" w:space="0" w:color="E6E6E6"/>
-              <w:right w:val="nil"/>
-            </w:tcBorders>
-          </w:tcPr>
-          <w:p>
-            <w:pPr>
-              <w:spacing w:after="0"/>
-            </w:pPr>
-            <w:r>
-              <w:rPr>
-                <w:rFonts w:ascii="Aptos" w:eastAsia="Aptos" w:hAnsi="Aptos" w:cs="Aptos"/>
-                <w:color w:val="484650"/>
-                <w:sz w:val="20"/>
-                <w:szCs w:val="20"/>
-              </w:rPr>
-              <w:t>14:4</w:t>
-            </w:r>
-            <w:r>
-              <w:rPr>
-                <w:rFonts w:ascii="Aptos" w:eastAsia="Aptos" w:hAnsi="Aptos" w:cs="Aptos"/>
-                <w:color w:val="484650"/>
-                <w:sz w:val="20"/>
-                <w:szCs w:val="20"/>
-              </w:rPr>
-              <w:t>5</w:t>
-            </w:r>
-          </w:p>
-        </w:tc>
-        <w:tc>
-          <w:tcPr>
-            <w:tcW w:w="7320" w:type="dxa"/>
-            <w:tcBorders>
-              <w:top w:val="single" w:sz="8" w:space="0" w:color="E6E6E6"/>
-              <w:left w:val="nil"/>
-              <w:bottom w:val="single" w:sz="8" w:space="0" w:color="E6E6E6"/>
-              <w:right w:val="nil"/>
-            </w:tcBorders>
-          </w:tcPr>
-          <w:p>
-            <w:pPr>
-              <w:spacing w:after="0"/>
-              <w:rPr>
-                <w:rFonts w:ascii="Aptos" w:eastAsia="Aptos" w:hAnsi="Aptos" w:cs="Aptos"/>
-                <w:color w:val="484650"/>
-                <w:sz w:val="20"/>
-                <w:szCs w:val="20"/>
-              </w:rPr>
-            </w:pPr>
-            <w:r>
-              <w:rPr>
-                <w:rFonts w:ascii="Aptos" w:eastAsia="Aptos" w:hAnsi="Aptos" w:cs="Aptos"/>
-                <w:color w:val="484650"/>
-                <w:sz w:val="20"/>
-                <w:szCs w:val="20"/>
-              </w:rPr>
-              <w:t>Discussion: Cris</w:t>
-            </w:r>
-            <w:r>
-              <w:rPr>
-                <w:rFonts w:ascii="Aptos" w:eastAsia="Aptos" w:hAnsi="Aptos" w:cs="Aptos"/>
-                <w:color w:val="484650"/>
-                <w:sz w:val="20"/>
-                <w:szCs w:val="20"/>
-              </w:rPr>
-              <w:t>is Data Package</w:t>
-            </w:r>
-          </w:p>
-        </w:tc>
-      </w:tr>
-      <w:tr>
-        <w:trPr>
-          <w:trHeight w:val="285"/>
-        </w:trPr>
-        <w:tc>
-          <w:tcPr>
-            <w:tcW w:w="1650" w:type="dxa"/>
-            <w:tcBorders>
-              <w:top w:val="single" w:sz="8" w:space="0" w:color="E6E6E6"/>
-              <w:left w:val="nil"/>
-              <w:bottom w:val="single" w:sz="8" w:space="0" w:color="E6E6E6"/>
-              <w:right w:val="nil"/>
-            </w:tcBorders>
-          </w:tcPr>
-          <w:p>
-            <w:pPr>
-              <w:spacing w:after="0"/>
-            </w:pPr>
-            <w:r>
-              <w:rPr>
-                <w:rFonts w:ascii="Aptos" w:eastAsia="Aptos" w:hAnsi="Aptos" w:cs="Aptos"/>
-                <w:color w:val="484650"/>
-                <w:sz w:val="20"/>
-                <w:szCs w:val="20"/>
-              </w:rPr>
-              <w:t>16:00</w:t>
-            </w:r>
-          </w:p>
-        </w:tc>
-        <w:tc>
-          <w:tcPr>
-            <w:tcW w:w="7320" w:type="dxa"/>
-            <w:tcBorders>
-              <w:top w:val="single" w:sz="8" w:space="0" w:color="E6E6E6"/>
-              <w:left w:val="nil"/>
-              <w:bottom w:val="single" w:sz="8" w:space="0" w:color="E6E6E6"/>
-              <w:right w:val="nil"/>
-            </w:tcBorders>
-          </w:tcPr>
-          <w:p>
-            <w:pPr>
-              <w:spacing w:after="0"/>
-              <w:rPr>
-                <w:rFonts w:ascii="Aptos" w:eastAsia="Aptos" w:hAnsi="Aptos" w:cs="Aptos"/>
-                <w:color w:val="484650"/>
-                <w:sz w:val="20"/>
-                <w:szCs w:val="20"/>
-              </w:rPr>
-            </w:pPr>
-            <w:r>
-              <w:rPr>
-                <w:rFonts w:ascii="Aptos" w:eastAsia="Aptos" w:hAnsi="Aptos" w:cs="Aptos"/>
-                <w:color w:val="484650"/>
-                <w:sz w:val="20"/>
-                <w:szCs w:val="20"/>
-              </w:rPr>
-              <w:t xml:space="preserve">Discussion: </w:t>
-            </w:r>
-            <w:r>
-              <w:rPr>
-                <w:rFonts w:ascii="Aptos" w:eastAsia="Aptos" w:hAnsi="Aptos" w:cs="Aptos"/>
-                <w:color w:val="484650"/>
-                <w:sz w:val="20"/>
-                <w:szCs w:val="20"/>
-              </w:rPr>
-              <w:t>Strategic Goals</w:t>
-            </w:r>
-            <w:r>
-              <w:rPr>
-                <w:rFonts w:ascii="Aptos" w:eastAsia="Aptos" w:hAnsi="Aptos" w:cs="Aptos"/>
-                <w:color w:val="484650"/>
-                <w:sz w:val="20"/>
-                <w:szCs w:val="20"/>
-              </w:rPr>
-              <w:t xml:space="preserve"> and P</w:t>
-            </w:r>
-            <w:r>
-              <w:rPr>
-                <w:rFonts w:ascii="Aptos" w:eastAsia="Aptos" w:hAnsi="Aptos" w:cs="Aptos"/>
-                <w:color w:val="484650"/>
-                <w:sz w:val="20"/>
-                <w:szCs w:val="20"/>
-              </w:rPr>
-              <w:t>lanning for the Year Ahead</w:t>
-            </w:r>
-          </w:p>
-        </w:tc>
-      </w:tr>
-      <w:tr>
-        <w:trPr>
-          <w:trHeight w:val="315"/>
-        </w:trPr>
-        <w:tc>
-          <w:tcPr>
-            <w:tcW w:w="1650" w:type="dxa"/>
-            <w:tcBorders>
-              <w:top w:val="single" w:sz="8" w:space="0" w:color="E6E6E6"/>
-              <w:left w:val="nil"/>
-              <w:bottom w:val="single" w:sz="8" w:space="0" w:color="E6E6E6"/>
-              <w:right w:val="nil"/>
-            </w:tcBorders>
-          </w:tcPr>
-          <w:p>
-            <w:pPr>
-              <w:spacing w:after="0"/>
-            </w:pPr>
-            <w:r>
-              <w:rPr>
-                <w:rFonts w:ascii="Aptos" w:eastAsia="Aptos" w:hAnsi="Aptos" w:cs="Aptos"/>
-                <w:color w:val="484650"/>
-                <w:sz w:val="20"/>
-                <w:szCs w:val="20"/>
-              </w:rPr>
-              <w:t>16:</w:t>
-            </w:r>
-            <w:r>
-              <w:rPr>
-                <w:rFonts w:ascii="Aptos" w:eastAsia="Aptos" w:hAnsi="Aptos" w:cs="Aptos"/>
-                <w:color w:val="484650"/>
-                <w:sz w:val="20"/>
-                <w:szCs w:val="20"/>
-              </w:rPr>
-              <w:t>50</w:t>
-            </w:r>
-            <w:r>
-              <w:rPr>
-                <w:rFonts w:ascii="Aptos" w:eastAsia="Aptos" w:hAnsi="Aptos" w:cs="Aptos"/>
-                <w:color w:val="484650"/>
-                <w:sz w:val="20"/>
-                <w:szCs w:val="20"/>
-              </w:rPr>
-              <w:t xml:space="preserve"> </w:t>
-            </w:r>
-          </w:p>
-        </w:tc>
-        <w:tc>
-          <w:tcPr>
-            <w:tcW w:w="7320" w:type="dxa"/>
-            <w:tcBorders>
-              <w:top w:val="single" w:sz="8" w:space="0" w:color="E6E6E6"/>
-              <w:left w:val="nil"/>
-              <w:bottom w:val="single" w:sz="8" w:space="0" w:color="E6E6E6"/>
-              <w:right w:val="nil"/>
-            </w:tcBorders>
-          </w:tcPr>
-          <w:p>
-            <w:pPr>
-              <w:spacing w:after="0"/>
-            </w:pPr>
-            <w:r>
-              <w:rPr>
-                <w:rFonts w:ascii="Aptos" w:eastAsia="Aptos" w:hAnsi="Aptos" w:cs="Aptos"/>
-                <w:color w:val="484650"/>
-                <w:sz w:val="20"/>
-                <w:szCs w:val="20"/>
-              </w:rPr>
-              <w:t xml:space="preserve">Closing Remarks </w:t>
-            </w:r>
-          </w:p>
-        </w:tc>
-      </w:tr>
-      <w:tr>
-        <w:trPr>
-          <w:trHeight w:val="270"/>
-        </w:trPr>
-        <w:tc>
-          <w:tcPr>
-            <w:tcW w:w="1650" w:type="dxa"/>
-            <w:tcBorders>
-              <w:top w:val="single" w:sz="8" w:space="0" w:color="E6E6E6"/>
-              <w:left w:val="nil"/>
-              <w:bottom w:val="single" w:sz="8" w:space="0" w:color="E6E6E6"/>
-              <w:right w:val="nil"/>
-            </w:tcBorders>
-          </w:tcPr>
-          <w:p>
-            <w:pPr>
-              <w:spacing w:after="0"/>
-            </w:pPr>
-            <w:r>
-              <w:rPr>
-                <w:rFonts w:ascii="Aptos" w:eastAsia="Aptos" w:hAnsi="Aptos" w:cs="Aptos"/>
-                <w:color w:val="484650"/>
-                <w:sz w:val="20"/>
-                <w:szCs w:val="20"/>
-              </w:rPr>
-              <w:t xml:space="preserve">17:00 </w:t>
-            </w:r>
-          </w:p>
-        </w:tc>
-        <w:tc>
-          <w:tcPr>
-            <w:tcW w:w="7320" w:type="dxa"/>
-            <w:tcBorders>
-              <w:top w:val="single" w:sz="8" w:space="0" w:color="E6E6E6"/>
-              <w:left w:val="nil"/>
-              <w:bottom w:val="single" w:sz="8" w:space="0" w:color="E6E6E6"/>
-              <w:right w:val="nil"/>
-            </w:tcBorders>
-          </w:tcPr>
-          <w:p>
-            <w:pPr>
-              <w:spacing w:after="0"/>
-            </w:pPr>
-            <w:r>
-              <w:rPr>
-                <w:rFonts w:ascii="Aptos" w:eastAsia="Aptos" w:hAnsi="Aptos" w:cs="Aptos"/>
-                <w:color w:val="484650"/>
-                <w:sz w:val="20"/>
-                <w:szCs w:val="20"/>
-              </w:rPr>
-              <w:t xml:space="preserve">Social Gathering at the IMF </w:t>
-            </w:r>
-          </w:p>
-        </w:tc>
-      </w:tr>
-    </w:tbl>
-    <w:p>
-      <w:pPr>
-        <w:keepNext/>
-        <w:keepLines/>
-        <w:tabs>
-          <w:tab w:val="left" w:pos="1942"/>
-        </w:tabs>
-        <w:spacing w:before="240" w:after="240" w:line="240" w:lineRule="auto"/>
-      </w:pPr>
-      <w:r>
-        <w:rPr>
-          <w:rFonts w:ascii="Aptos" w:eastAsia="Aptos" w:hAnsi="Aptos" w:cs="Aptos"/>
-          <w:color w:val="484650"/>
-        </w:rPr>
-        <w:t xml:space="preserve"> </w:t>
-      </w:r>
-    </w:p>
-    <w:p>
-      <w:pPr>
-        <w:pStyle w:val="Heading1"/>
-        <w:rPr>
-          <w:b w:val="0"/>
-        </w:rPr>
-      </w:pPr>
-      <w:r>
-        <w:rPr>
-          <w:b w:val="0"/>
-        </w:rPr>
-        <w:t xml:space="preserve">DATA AND DEVELOPMENT PARTNER MEETINGS </w:t>
-      </w:r>
-    </w:p>
-    <w:p>
-      <w:pPr>
-        <w:keepNext/>
-        <w:keepLines/>
-        <w:spacing w:after="0" w:line="240" w:lineRule="auto"/>
-      </w:pPr>
-      <w:r>
-        <w:rPr>
-          <w:rFonts w:ascii="Aptos" w:eastAsia="Aptos" w:hAnsi="Aptos" w:cs="Aptos"/>
-          <w:b/>
-          <w:bCs/>
-          <w:color w:val="3A3A3A" w:themeColor="background2" w:themeShade="40"/>
-          <w:sz w:val="22"/>
-          <w:szCs w:val="22"/>
-        </w:rPr>
-        <w:t>Thursday, June 4, 2026</w:t>
-      </w:r>
-    </w:p>
-    <w:p>
-      <w:pPr>
-        <w:keepNext/>
-        <w:keepLines/>
-        <w:spacing w:after="0" w:line="240" w:lineRule="auto"/>
-      </w:pPr>
-      <w:r>
-        <w:rPr>
-          <w:rFonts w:ascii="Aptos" w:eastAsia="Aptos" w:hAnsi="Aptos" w:cs="Aptos"/>
-          <w:color w:val="3A3A3A" w:themeColor="background2" w:themeShade="40"/>
-          <w:sz w:val="22"/>
-          <w:szCs w:val="22"/>
-        </w:rPr>
-        <w:t xml:space="preserve">Inter-American Development Bank Headquarters </w:t>
-      </w:r>
-    </w:p>
-    <w:p>
-      <w:pPr>
-        <w:keepNext/>
-        <w:keepLines/>
-        <w:spacing w:after="0" w:line="240" w:lineRule="auto"/>
-      </w:pPr>
-      <w:r>
-        <w:rPr>
-          <w:rFonts w:ascii="Aptos" w:eastAsia="Aptos" w:hAnsi="Aptos" w:cs="Aptos"/>
-          <w:color w:val="3A3A3A" w:themeColor="background2" w:themeShade="40"/>
-          <w:sz w:val="22"/>
-          <w:szCs w:val="22"/>
-        </w:rPr>
-        <w:t>1300 New York Avenue NW, Washington, D.C. 20005</w:t>
-      </w:r>
-    </w:p>
-    <w:p>
-      <w:pPr>
-        <w:keepNext/>
-        <w:keepLines/>
-        <w:spacing w:after="0" w:line="240" w:lineRule="auto"/>
-      </w:pPr>
-      <w:r>
-        <w:rPr>
-          <w:rFonts w:ascii="Aptos" w:eastAsia="Aptos" w:hAnsi="Aptos" w:cs="Aptos"/>
-          <w:color w:val="3A3A3A" w:themeColor="background2" w:themeShade="40"/>
-          <w:sz w:val="22"/>
-          <w:szCs w:val="22"/>
-        </w:rPr>
-        <w:t xml:space="preserve"> </w:t>
-      </w:r>
-    </w:p>
-    <w:tbl>
-      <w:tblPr>
-        <w:tblW w:w="0" w:type="auto"/>
-        <w:tblLook w:val="04A0" w:firstRow="1" w:lastRow="0" w:firstColumn="1" w:lastColumn="0" w:noHBand="0" w:noVBand="1"/>
-      </w:tblPr>
-      <w:tblGrid>
-        <w:gridCol w:w="1650"/>
-        <w:gridCol w:w="7320"/>
-      </w:tblGrid>
-      <w:tr>
-        <w:trPr>
-          <w:trHeight w:val="285"/>
-        </w:trPr>
-        <w:tc>
-          <w:tcPr>
-            <w:tcW w:w="1650" w:type="dxa"/>
-            <w:tcBorders>
-              <w:top w:val="nil"/>
-              <w:left w:val="nil"/>
-              <w:bottom w:val="single" w:sz="8" w:space="0" w:color="E6E6E6"/>
-              <w:right w:val="nil"/>
-            </w:tcBorders>
-          </w:tcPr>
-          <w:p>
-            <w:pPr>
-              <w:spacing w:after="0"/>
-            </w:pPr>
-            <w:r>
-              <w:rPr>
-                <w:rFonts w:ascii="Aptos" w:eastAsia="Aptos" w:hAnsi="Aptos" w:cs="Aptos"/>
-                <w:b/>
-                <w:bCs/>
-                <w:color w:val="DC6D25"/>
-                <w:sz w:val="20"/>
-                <w:szCs w:val="20"/>
-              </w:rPr>
-              <w:t xml:space="preserve"> </w:t>
-            </w:r>
-          </w:p>
-          <w:p>
-            <w:pPr>
-              <w:spacing w:after="0"/>
-            </w:pPr>
-            <w:r>
-              <w:rPr>
-                <w:rFonts w:ascii="Aptos" w:eastAsia="Aptos" w:hAnsi="Aptos" w:cs="Aptos"/>
-                <w:b/>
-                <w:bCs/>
-                <w:color w:val="DC6D25"/>
-                <w:sz w:val="20"/>
-                <w:szCs w:val="20"/>
-              </w:rPr>
-              <w:t>Time</w:t>
-            </w:r>
-          </w:p>
-        </w:tc>
-        <w:tc>
-          <w:tcPr>
-            <w:tcW w:w="7320" w:type="dxa"/>
-            <w:tcBorders>
-              <w:top w:val="nil"/>
-              <w:left w:val="nil"/>
-              <w:bottom w:val="single" w:sz="8" w:space="0" w:color="E6E6E6"/>
-              <w:right w:val="nil"/>
-            </w:tcBorders>
-          </w:tcPr>
-          <w:p>
-            <w:pPr>
-              <w:spacing w:after="0"/>
-            </w:pPr>
-            <w:r>
-              <w:rPr>
-                <w:rFonts w:ascii="Aptos" w:eastAsia="Aptos" w:hAnsi="Aptos" w:cs="Aptos"/>
-                <w:b/>
-                <w:bCs/>
-                <w:color w:val="DC6D25"/>
-                <w:sz w:val="20"/>
-                <w:szCs w:val="20"/>
-              </w:rPr>
-              <w:t xml:space="preserve"> </w:t>
-            </w:r>
-          </w:p>
-          <w:p>
-            <w:pPr>
-              <w:spacing w:after="0"/>
-            </w:pPr>
-            <w:r>
-              <w:rPr>
-                <w:rFonts w:ascii="Aptos" w:eastAsia="Aptos" w:hAnsi="Aptos" w:cs="Aptos"/>
-                <w:b/>
-                <w:bCs/>
-                <w:color w:val="DC6D25"/>
-                <w:sz w:val="20"/>
-                <w:szCs w:val="20"/>
-              </w:rPr>
-              <w:t>Topic</w:t>
-            </w:r>
-          </w:p>
-        </w:tc>
-      </w:tr>
-      <w:tr>
-        <w:trPr>
-          <w:trHeight w:val="285"/>
-        </w:trPr>
-        <w:tc>
-          <w:tcPr>
-            <w:tcW w:w="1650" w:type="dxa"/>
-            <w:tcBorders>
-              <w:top w:val="single" w:sz="8" w:space="0" w:color="E6E6E6"/>
-              <w:left w:val="nil"/>
-              <w:bottom w:val="single" w:sz="8" w:space="0" w:color="E6E6E6"/>
-              <w:right w:val="nil"/>
-            </w:tcBorders>
-          </w:tcPr>
-          <w:p>
-            <w:pPr>
-              <w:spacing w:after="0"/>
-            </w:pPr>
-            <w:r>
-              <w:rPr>
-                <w:rFonts w:ascii="Aptos" w:eastAsia="Aptos" w:hAnsi="Aptos" w:cs="Aptos"/>
-                <w:color w:val="484650"/>
-                <w:sz w:val="20"/>
-                <w:szCs w:val="20"/>
-              </w:rPr>
-              <w:t xml:space="preserve">8:30 </w:t>
-            </w:r>
-          </w:p>
-        </w:tc>
-        <w:tc>
-          <w:tcPr>
-            <w:tcW w:w="7320" w:type="dxa"/>
-            <w:tcBorders>
-              <w:top w:val="single" w:sz="8" w:space="0" w:color="E6E6E6"/>
-              <w:left w:val="nil"/>
-              <w:bottom w:val="single" w:sz="8" w:space="0" w:color="E6E6E6"/>
-              <w:right w:val="nil"/>
-            </w:tcBorders>
-          </w:tcPr>
-          <w:p>
-            <w:pPr>
-              <w:spacing w:after="0"/>
-            </w:pPr>
-            <w:r>
-              <w:rPr>
-                <w:rFonts w:ascii="Aptos" w:eastAsia="Aptos" w:hAnsi="Aptos" w:cs="Aptos"/>
-                <w:color w:val="484650"/>
-                <w:sz w:val="20"/>
-                <w:szCs w:val="20"/>
-              </w:rPr>
-              <w:t xml:space="preserve">Registration </w:t>
-            </w:r>
-          </w:p>
-        </w:tc>
-      </w:tr>
-      <w:tr>
-        <w:trPr>
-          <w:trHeight w:val="285"/>
-        </w:trPr>
-        <w:tc>
-          <w:tcPr>
-            <w:tcW w:w="1650" w:type="dxa"/>
-            <w:tcBorders>
-              <w:top w:val="single" w:sz="8" w:space="0" w:color="E6E6E6"/>
-              <w:left w:val="nil"/>
-              <w:bottom w:val="single" w:sz="8" w:space="0" w:color="E6E6E6"/>
-              <w:right w:val="nil"/>
-            </w:tcBorders>
-          </w:tcPr>
-          <w:p>
-            <w:pPr>
-              <w:spacing w:after="0"/>
-            </w:pPr>
-            <w:r>
-              <w:rPr>
-                <w:rFonts w:ascii="Aptos" w:eastAsia="Aptos" w:hAnsi="Aptos" w:cs="Aptos"/>
-                <w:color w:val="484650"/>
-                <w:sz w:val="20"/>
-                <w:szCs w:val="20"/>
-              </w:rPr>
-              <w:t xml:space="preserve">9:00 </w:t>
-            </w:r>
-          </w:p>
-        </w:tc>
-        <w:tc>
-          <w:tcPr>
-            <w:tcW w:w="7320" w:type="dxa"/>
-            <w:tcBorders>
-              <w:top w:val="single" w:sz="8" w:space="0" w:color="E6E6E6"/>
-              <w:left w:val="nil"/>
-              <w:bottom w:val="single" w:sz="8" w:space="0" w:color="E6E6E6"/>
-              <w:right w:val="nil"/>
-            </w:tcBorders>
-          </w:tcPr>
-          <w:p>
-            <w:pPr>
-              <w:spacing w:after="0"/>
-            </w:pPr>
-            <w:r>
-              <w:rPr>
-                <w:rFonts w:ascii="Aptos" w:eastAsia="Aptos" w:hAnsi="Aptos" w:cs="Aptos"/>
-                <w:color w:val="484650"/>
-                <w:sz w:val="20"/>
-                <w:szCs w:val="20"/>
-              </w:rPr>
-              <w:t xml:space="preserve">Opening Remarks  </w:t>
-            </w:r>
-          </w:p>
-        </w:tc>
-      </w:tr>
-      <w:tr>
-        <w:trPr>
-          <w:trHeight w:val="285"/>
-        </w:trPr>
-        <w:tc>
-          <w:tcPr>
-            <w:tcW w:w="1650" w:type="dxa"/>
-            <w:tcBorders>
-              <w:top w:val="single" w:sz="8" w:space="0" w:color="E6E6E6"/>
-              <w:left w:val="nil"/>
-              <w:bottom w:val="single" w:sz="8" w:space="0" w:color="E6E6E6"/>
-              <w:right w:val="nil"/>
-            </w:tcBorders>
-          </w:tcPr>
-          <w:p>
-            <w:pPr>
-              <w:spacing w:after="0"/>
-            </w:pPr>
-            <w:r>
-              <w:rPr>
-                <w:rFonts w:ascii="Aptos" w:eastAsia="Aptos" w:hAnsi="Aptos" w:cs="Aptos"/>
-                <w:color w:val="484650"/>
-                <w:sz w:val="20"/>
-                <w:szCs w:val="20"/>
-              </w:rPr>
-              <w:t xml:space="preserve">9:10 </w:t>
-            </w:r>
-          </w:p>
-        </w:tc>
-        <w:tc>
-          <w:tcPr>
-            <w:tcW w:w="7320" w:type="dxa"/>
-            <w:tcBorders>
-              <w:top w:val="single" w:sz="8" w:space="0" w:color="E6E6E6"/>
-              <w:left w:val="nil"/>
-              <w:bottom w:val="single" w:sz="8" w:space="0" w:color="E6E6E6"/>
-              <w:right w:val="nil"/>
-            </w:tcBorders>
-          </w:tcPr>
-          <w:p>
-            <w:pPr>
-              <w:spacing w:after="0"/>
-            </w:pPr>
-            <w:r>
-              <w:rPr>
-                <w:rFonts w:ascii="Aptos" w:eastAsia="Aptos" w:hAnsi="Aptos" w:cs="Aptos"/>
-                <w:b/>
-                <w:bCs/>
-                <w:color w:val="484650"/>
-                <w:sz w:val="20"/>
-                <w:szCs w:val="20"/>
-              </w:rPr>
-              <w:t xml:space="preserve">Bilateral Data Partner and Development Partners Meetings </w:t>
-            </w:r>
-            <w:r>
-              <w:rPr>
-                <w:rFonts w:ascii="Aptos" w:eastAsia="Aptos" w:hAnsi="Aptos" w:cs="Aptos"/>
-                <w:color w:val="484650"/>
-                <w:sz w:val="20"/>
-                <w:szCs w:val="20"/>
-              </w:rPr>
-              <w:t xml:space="preserve"> </w:t>
-            </w:r>
-          </w:p>
-        </w:tc>
-      </w:tr>
-      <w:tr>
-        <w:trPr>
-          <w:trHeight w:val="285"/>
-        </w:trPr>
-        <w:tc>
-          <w:tcPr>
-            <w:tcW w:w="1650" w:type="dxa"/>
-            <w:tcBorders>
-              <w:top w:val="single" w:sz="8" w:space="0" w:color="E6E6E6"/>
-              <w:left w:val="nil"/>
-              <w:bottom w:val="single" w:sz="8" w:space="0" w:color="E6E6E6"/>
-              <w:right w:val="nil"/>
-            </w:tcBorders>
-          </w:tcPr>
-          <w:p>
-            <w:pPr>
-              <w:spacing w:after="0"/>
-            </w:pPr>
-            <w:r>
-              <w:rPr>
-                <w:rFonts w:ascii="Aptos" w:eastAsia="Aptos" w:hAnsi="Aptos" w:cs="Aptos"/>
-                <w:color w:val="484650"/>
-                <w:sz w:val="20"/>
-                <w:szCs w:val="20"/>
-              </w:rPr>
-              <w:t xml:space="preserve">2:00 </w:t>
-            </w:r>
-          </w:p>
-        </w:tc>
-        <w:tc>
-          <w:tcPr>
-            <w:tcW w:w="7320" w:type="dxa"/>
-            <w:tcBorders>
-              <w:top w:val="single" w:sz="8" w:space="0" w:color="E6E6E6"/>
-              <w:left w:val="nil"/>
-              <w:bottom w:val="single" w:sz="8" w:space="0" w:color="E6E6E6"/>
-              <w:right w:val="nil"/>
-            </w:tcBorders>
-          </w:tcPr>
-          <w:p>
-            <w:pPr>
-              <w:spacing w:after="0"/>
-              <w:rPr>
-                <w:rFonts w:ascii="Aptos" w:eastAsia="Aptos" w:hAnsi="Aptos" w:cs="Aptos"/>
-                <w:color w:val="484650"/>
-                <w:sz w:val="20"/>
-                <w:szCs w:val="20"/>
-              </w:rPr>
-            </w:pPr>
-            <w:r>
-              <w:rPr>
-                <w:rFonts w:ascii="Aptos" w:eastAsia="Aptos" w:hAnsi="Aptos" w:cs="Aptos"/>
-                <w:color w:val="484650"/>
-                <w:sz w:val="20"/>
-                <w:szCs w:val="20"/>
-              </w:rPr>
-              <w:t>Field Trip</w:t>
-            </w:r>
-            <w:r>
-              <w:rPr>
-                <w:rFonts w:ascii="Aptos" w:eastAsia="Aptos" w:hAnsi="Aptos" w:cs="Aptos"/>
-                <w:color w:val="484650"/>
-                <w:sz w:val="20"/>
-                <w:szCs w:val="20"/>
-              </w:rPr>
-              <w:t>: OpenAI Office</w:t>
-            </w:r>
-          </w:p>
-        </w:tc>
-      </w:tr>
-    </w:tbl>
-    <w:p>
-      <w:pPr>
-        <w:pStyle w:val="Heading1"/>
-        <w:rPr>
-          <w:b w:val="0"/>
-        </w:rPr>
-      </w:pPr>
-    </w:p>
-    <w:p>
-      <w:r>
-        <w:br w:type="page"/>
-      </w:r>
-    </w:p>
-    <w:p>
-      <w:pPr>
-        <w:pStyle w:val="Heading1"/>
-        <w:rPr>
-          <w:b w:val="0"/>
-        </w:rPr>
-      </w:pPr>
-      <w:bookmarkStart w:id="2" w:name="_Trainings"/>
-      <w:bookmarkEnd w:id="2"/>
-      <w:r>
-        <w:rPr>
-          <w:b w:val="0"/>
-        </w:rPr>
-        <w:lastRenderedPageBreak/>
-        <w:t xml:space="preserve">DDP </w:t>
-      </w:r>
-      <w:r>
-        <w:rPr>
-          <w:b w:val="0"/>
-        </w:rPr>
-        <w:t>TRAINING</w:t>
-      </w:r>
-      <w:r>
-        <w:rPr>
-          <w:b w:val="0"/>
-        </w:rPr>
-        <w:t xml:space="preserve"> DAY</w:t>
-      </w:r>
-    </w:p>
-    <w:p>
-      <w:pPr>
-        <w:keepNext/>
-        <w:keepLines/>
-        <w:spacing w:after="0" w:line="240" w:lineRule="auto"/>
-      </w:pPr>
-      <w:r>
-        <w:rPr>
-          <w:rFonts w:ascii="Aptos" w:eastAsia="Aptos" w:hAnsi="Aptos" w:cs="Aptos"/>
-          <w:b/>
-          <w:bCs/>
-          <w:color w:val="3A3A3A" w:themeColor="background2" w:themeShade="40"/>
-        </w:rPr>
-        <w:t>Friday, June 5, 202</w:t>
-      </w:r>
-      <w:r>
-        <w:rPr>
-          <w:rFonts w:ascii="Aptos" w:eastAsia="Aptos" w:hAnsi="Aptos" w:cs="Aptos"/>
-          <w:b/>
-          <w:bCs/>
-          <w:color w:val="3A3A3A" w:themeColor="background2" w:themeShade="40"/>
-        </w:rPr>
-        <w:t>6</w:t>
-      </w:r>
-      <w:r>
-        <w:rPr>
-          <w:rFonts w:ascii="Aptos" w:eastAsia="Aptos" w:hAnsi="Aptos" w:cs="Aptos"/>
-          <w:b/>
-          <w:bCs/>
-          <w:color w:val="3A3A3A" w:themeColor="background2" w:themeShade="40"/>
-        </w:rPr>
-        <w:t xml:space="preserve"> </w:t>
-      </w:r>
-    </w:p>
-    <w:p>
-      <w:pPr>
-        <w:keepNext/>
-        <w:keepLines/>
-        <w:spacing w:after="0" w:line="240" w:lineRule="auto"/>
-      </w:pPr>
-      <w:r>
-        <w:rPr>
-          <w:rFonts w:ascii="Aptos" w:eastAsia="Aptos" w:hAnsi="Aptos" w:cs="Aptos"/>
-          <w:color w:val="3A3A3A" w:themeColor="background2" w:themeShade="40"/>
-          <w:sz w:val="22"/>
-          <w:szCs w:val="22"/>
-        </w:rPr>
-        <w:t>World Bank Group (1818 H Street NW, Washington, DC, 20433)</w:t>
-      </w:r>
-    </w:p>
-    <w:p>
-      <w:pPr>
-        <w:keepNext/>
-        <w:keepLines/>
-        <w:spacing w:after="0" w:line="240" w:lineRule="auto"/>
-        <w:rPr>
-          <w:rFonts w:ascii="Aptos" w:eastAsia="Aptos" w:hAnsi="Aptos" w:cs="Aptos"/>
-          <w:color w:val="3A3A3A" w:themeColor="background2" w:themeShade="40"/>
-          <w:sz w:val="22"/>
-          <w:szCs w:val="22"/>
-        </w:rPr>
-      </w:pPr>
-    </w:p>
-    <w:tbl>
-      <w:tblPr>
-        <w:tblW w:w="9090" w:type="dxa"/>
-        <w:tblLook w:val="06A0" w:firstRow="1" w:lastRow="0" w:firstColumn="1" w:lastColumn="0" w:noHBand="1" w:noVBand="1"/>
-      </w:tblPr>
-      <w:tblGrid>
-        <w:gridCol w:w="645"/>
-        <w:gridCol w:w="3022"/>
-        <w:gridCol w:w="3047"/>
-        <w:gridCol w:w="2376"/>
-      </w:tblGrid>
-      <w:tr>
-        <w:trPr>
-          <w:trHeight w:val="300"/>
-        </w:trPr>
-        <w:tc>
-          <w:tcPr>
-            <w:tcW w:w="645" w:type="dxa"/>
-            <w:tcBorders>
-              <w:top w:val="nil"/>
-              <w:left w:val="nil"/>
-              <w:bottom w:val="single" w:sz="8" w:space="0" w:color="747474" w:themeColor="background2" w:themeShade="80"/>
-              <w:right w:val="single" w:sz="8" w:space="0" w:color="747474" w:themeColor="background2" w:themeShade="80"/>
-            </w:tcBorders>
-            <w:shd w:val="clear" w:color="auto" w:fill="262626" w:themeFill="text1" w:themeFillTint="D9"/>
-            <w:tcMar>
-              <w:top w:w="14" w:type="dxa"/>
-              <w:left w:w="58" w:type="dxa"/>
-              <w:bottom w:w="14" w:type="dxa"/>
-              <w:right w:w="58" w:type="dxa"/>
-            </w:tcMar>
-            <w:vAlign w:val="center"/>
-          </w:tcPr>
-          <w:p>
-            <w:pPr>
-              <w:shd w:val="clear" w:color="auto" w:fill="414042"/>
-              <w:spacing w:after="0"/>
-              <w:ind w:right="-209"/>
-              <w:rPr>
-                <w:rFonts w:ascii="Aptos" w:eastAsia="Aptos" w:hAnsi="Aptos" w:cs="Aptos"/>
-                <w:color w:val="000000" w:themeColor="text1"/>
-              </w:rPr>
-            </w:pPr>
-          </w:p>
-        </w:tc>
-        <w:tc>
-          <w:tcPr>
-            <w:tcW w:w="3022" w:type="dxa"/>
-            <w:tcBorders>
-              <w:top w:val="nil"/>
-              <w:left w:val="single" w:sz="8" w:space="0" w:color="747474" w:themeColor="background2" w:themeShade="80"/>
-              <w:bottom w:val="single" w:sz="8" w:space="0" w:color="747474" w:themeColor="background2" w:themeShade="80"/>
-              <w:right w:val="single" w:sz="8" w:space="0" w:color="747474" w:themeColor="background2" w:themeShade="80"/>
-            </w:tcBorders>
-            <w:shd w:val="clear" w:color="auto" w:fill="3EACAD"/>
-            <w:tcMar>
-              <w:top w:w="14" w:type="dxa"/>
-              <w:left w:w="58" w:type="dxa"/>
-              <w:bottom w:w="14" w:type="dxa"/>
-              <w:right w:w="58" w:type="dxa"/>
-            </w:tcMar>
-            <w:vAlign w:val="center"/>
-          </w:tcPr>
-          <w:p>
-            <w:pPr>
-              <w:spacing w:after="0"/>
-              <w:ind w:right="-209"/>
-            </w:pPr>
-            <w:r>
-              <w:rPr>
-                <w:rFonts w:ascii="Open Sans" w:eastAsia="Open Sans" w:hAnsi="Open Sans" w:cs="Open Sans"/>
-                <w:caps/>
-                <w:color w:val="FFFFFF" w:themeColor="background1"/>
-                <w:sz w:val="20"/>
-                <w:szCs w:val="20"/>
-              </w:rPr>
-              <w:t>TRANSPORTATION TRACK</w:t>
-            </w:r>
-          </w:p>
-        </w:tc>
-        <w:tc>
-          <w:tcPr>
-            <w:tcW w:w="3047" w:type="dxa"/>
-            <w:tcBorders>
-              <w:top w:val="nil"/>
-              <w:left w:val="single" w:sz="8" w:space="0" w:color="747474" w:themeColor="background2" w:themeShade="80"/>
-              <w:bottom w:val="single" w:sz="8" w:space="0" w:color="747474" w:themeColor="background2" w:themeShade="80"/>
-              <w:right w:val="single" w:sz="8" w:space="0" w:color="747474" w:themeColor="background2" w:themeShade="80"/>
-            </w:tcBorders>
-            <w:shd w:val="clear" w:color="auto" w:fill="DF6B00"/>
-            <w:tcMar>
-              <w:top w:w="14" w:type="dxa"/>
-              <w:left w:w="58" w:type="dxa"/>
-              <w:bottom w:w="14" w:type="dxa"/>
-              <w:right w:w="58" w:type="dxa"/>
-            </w:tcMar>
-            <w:vAlign w:val="center"/>
-          </w:tcPr>
-          <w:p>
-            <w:pPr>
-              <w:spacing w:after="0"/>
-              <w:ind w:right="-209"/>
-            </w:pPr>
-            <w:r>
-              <w:rPr>
-                <w:rFonts w:ascii="Open Sans" w:eastAsia="Open Sans" w:hAnsi="Open Sans" w:cs="Open Sans"/>
-                <w:caps/>
-                <w:color w:val="FFFFFF" w:themeColor="background1"/>
-                <w:sz w:val="20"/>
-                <w:szCs w:val="20"/>
-              </w:rPr>
-              <w:t>JOBS &amp; ECONOMY TRACK</w:t>
-            </w:r>
-          </w:p>
-        </w:tc>
-        <w:tc>
-          <w:tcPr>
-            <w:tcW w:w="2376" w:type="dxa"/>
-            <w:tcBorders>
-              <w:top w:val="nil"/>
-              <w:left w:val="single" w:sz="8" w:space="0" w:color="747474" w:themeColor="background2" w:themeShade="80"/>
-              <w:bottom w:val="single" w:sz="8" w:space="0" w:color="747474" w:themeColor="background2" w:themeShade="80"/>
-              <w:right w:val="nil"/>
-            </w:tcBorders>
-            <w:shd w:val="clear" w:color="auto" w:fill="001E60"/>
-            <w:tcMar>
-              <w:top w:w="14" w:type="dxa"/>
-              <w:left w:w="58" w:type="dxa"/>
-              <w:bottom w:w="14" w:type="dxa"/>
-              <w:right w:w="58" w:type="dxa"/>
-            </w:tcMar>
-            <w:vAlign w:val="center"/>
-          </w:tcPr>
-          <w:p>
-            <w:pPr>
-              <w:spacing w:after="0"/>
-              <w:ind w:right="-209"/>
-            </w:pPr>
-            <w:r>
-              <w:rPr>
-                <w:rFonts w:ascii="Open Sans" w:eastAsia="Open Sans" w:hAnsi="Open Sans" w:cs="Open Sans"/>
-                <w:caps/>
-                <w:color w:val="FFFFFF" w:themeColor="background1"/>
-                <w:sz w:val="20"/>
-                <w:szCs w:val="20"/>
-              </w:rPr>
-              <w:t>GEOSPATIAL TRACK</w:t>
-            </w:r>
-          </w:p>
-        </w:tc>
-      </w:tr>
-      <w:tr>
-        <w:trPr>
-          <w:trHeight w:val="315"/>
-        </w:trPr>
-        <w:tc>
-          <w:tcPr>
-            <w:tcW w:w="645" w:type="dxa"/>
-            <w:tcBorders>
-              <w:top w:val="single" w:sz="8" w:space="0" w:color="747474" w:themeColor="background2" w:themeShade="80"/>
-              <w:left w:val="nil"/>
-              <w:bottom w:val="single" w:sz="8" w:space="0" w:color="747474" w:themeColor="background2" w:themeShade="80"/>
-              <w:right w:val="single" w:sz="8" w:space="0" w:color="747474" w:themeColor="background2" w:themeShade="80"/>
-            </w:tcBorders>
-            <w:tcMar>
-              <w:top w:w="14" w:type="dxa"/>
-              <w:left w:w="58" w:type="dxa"/>
-              <w:bottom w:w="14" w:type="dxa"/>
-              <w:right w:w="58" w:type="dxa"/>
-            </w:tcMar>
-            <w:vAlign w:val="center"/>
-          </w:tcPr>
-          <w:p>
-            <w:pPr>
-              <w:spacing w:after="0"/>
-            </w:pPr>
-            <w:r>
-              <w:rPr>
-                <w:rFonts w:ascii="Aptos" w:eastAsia="Aptos" w:hAnsi="Aptos" w:cs="Aptos"/>
-                <w:color w:val="262626" w:themeColor="text1" w:themeTint="D9"/>
-                <w:sz w:val="18"/>
-                <w:szCs w:val="18"/>
-              </w:rPr>
-              <w:t>9:00</w:t>
-            </w:r>
-          </w:p>
-        </w:tc>
-        <w:tc>
-          <w:tcPr>
-            <w:tcW w:w="3022" w:type="dxa"/>
-            <w:tcBorders>
-              <w:top w:val="single" w:sz="8" w:space="0" w:color="747474" w:themeColor="background2" w:themeShade="80"/>
-              <w:left w:val="single" w:sz="8" w:space="0" w:color="747474" w:themeColor="background2" w:themeShade="80"/>
-              <w:bottom w:val="single" w:sz="8" w:space="0" w:color="747474" w:themeColor="background2" w:themeShade="80"/>
-              <w:right w:val="single" w:sz="8" w:space="0" w:color="747474" w:themeColor="background2" w:themeShade="80"/>
-            </w:tcBorders>
-            <w:shd w:val="clear" w:color="auto" w:fill="FFFFFF" w:themeFill="background1"/>
-            <w:tcMar>
-              <w:top w:w="14" w:type="dxa"/>
-              <w:left w:w="58" w:type="dxa"/>
-              <w:bottom w:w="14" w:type="dxa"/>
-              <w:right w:w="58" w:type="dxa"/>
-            </w:tcMar>
-            <w:vAlign w:val="center"/>
-          </w:tcPr>
-          <w:p>
-            <w:pPr>
-              <w:spacing w:after="0"/>
-            </w:pPr>
-            <w:r>
-              <w:rPr>
-                <w:rFonts w:ascii="Aptos" w:eastAsia="Aptos" w:hAnsi="Aptos" w:cs="Aptos"/>
-                <w:color w:val="000000" w:themeColor="text1"/>
-              </w:rPr>
-              <w:t xml:space="preserve"> </w:t>
-            </w:r>
-          </w:p>
-        </w:tc>
-        <w:tc>
-          <w:tcPr>
-            <w:tcW w:w="3047" w:type="dxa"/>
-            <w:vMerge w:val="restart"/>
-            <w:tcBorders>
-              <w:top w:val="single" w:sz="8" w:space="0" w:color="747474" w:themeColor="background2" w:themeShade="80"/>
-              <w:left w:val="single" w:sz="8" w:space="0" w:color="747474" w:themeColor="background2" w:themeShade="80"/>
-              <w:bottom w:val="single" w:sz="8" w:space="0" w:color="747474" w:themeColor="background2" w:themeShade="80"/>
-              <w:right w:val="single" w:sz="8" w:space="0" w:color="747474" w:themeColor="background2" w:themeShade="80"/>
-            </w:tcBorders>
-            <w:shd w:val="clear" w:color="auto" w:fill="FFFFFF" w:themeFill="background1"/>
-            <w:tcMar>
-              <w:top w:w="14" w:type="dxa"/>
-              <w:left w:w="58" w:type="dxa"/>
-              <w:bottom w:w="14" w:type="dxa"/>
-              <w:right w:w="58" w:type="dxa"/>
-            </w:tcMar>
-            <w:vAlign w:val="center"/>
-          </w:tcPr>
-          <w:p>
-            <w:pPr>
-              <w:spacing w:after="0"/>
-            </w:pPr>
-            <w:r>
-              <w:rPr>
-                <w:rFonts w:ascii="Aptos" w:eastAsia="Aptos" w:hAnsi="Aptos" w:cs="Aptos"/>
-                <w:b/>
-                <w:bCs/>
-                <w:color w:val="E97132" w:themeColor="accent2"/>
-                <w:sz w:val="18"/>
-                <w:szCs w:val="18"/>
-              </w:rPr>
-              <w:t>Anthropic</w:t>
-            </w:r>
-            <w:r>
-              <w:rPr>
-                <w:rFonts w:ascii="Aptos" w:eastAsia="Aptos" w:hAnsi="Aptos" w:cs="Aptos"/>
-                <w:b/>
-                <w:bCs/>
-                <w:color w:val="414042"/>
-                <w:sz w:val="18"/>
-                <w:szCs w:val="18"/>
-              </w:rPr>
-              <w:t>: Work with Anthropic Economic Index Datasets</w:t>
-            </w:r>
-            <w:r>
-              <w:rPr>
-                <w:rFonts w:ascii="Aptos" w:eastAsia="Aptos" w:hAnsi="Aptos" w:cs="Aptos"/>
-                <w:b/>
-                <w:bCs/>
-                <w:color w:val="000000" w:themeColor="text1"/>
-              </w:rPr>
-              <w:t xml:space="preserve"> t</w:t>
-            </w:r>
-            <w:r>
-              <w:rPr>
-                <w:b/>
-                <w:bCs/>
-                <w:color w:val="414042"/>
-                <w:sz w:val="18"/>
-                <w:szCs w:val="18"/>
-              </w:rPr>
-              <w:t>o Generate Insights on Adoption and Use of Claude.ai</w:t>
-            </w:r>
-          </w:p>
-          <w:p>
-            <w:pPr>
-              <w:spacing w:after="0"/>
-            </w:pPr>
-            <w:r>
-              <w:rPr>
-                <w:rFonts w:ascii="Aptos" w:eastAsia="Aptos" w:hAnsi="Aptos" w:cs="Aptos"/>
-                <w:b/>
-                <w:bCs/>
-                <w:color w:val="414042"/>
-                <w:sz w:val="12"/>
-                <w:szCs w:val="12"/>
-              </w:rPr>
-              <w:t xml:space="preserve"> </w:t>
-            </w:r>
-          </w:p>
-          <w:p>
-            <w:pPr>
-              <w:spacing w:after="0"/>
-            </w:pPr>
-            <w:r>
-              <w:rPr>
-                <w:rFonts w:ascii="Aptos" w:eastAsia="Aptos" w:hAnsi="Aptos" w:cs="Aptos"/>
-                <w:color w:val="404040" w:themeColor="text1" w:themeTint="BF"/>
-                <w:sz w:val="18"/>
-                <w:szCs w:val="18"/>
-              </w:rPr>
-              <w:t>Ruth Appel, Anthropic</w:t>
-            </w:r>
-          </w:p>
-        </w:tc>
-        <w:tc>
-          <w:tcPr>
-            <w:tcW w:w="2376" w:type="dxa"/>
-            <w:tcBorders>
-              <w:top w:val="single" w:sz="8" w:space="0" w:color="747474" w:themeColor="background2" w:themeShade="80"/>
-              <w:left w:val="single" w:sz="8" w:space="0" w:color="747474" w:themeColor="background2" w:themeShade="80"/>
-              <w:bottom w:val="single" w:sz="8" w:space="0" w:color="747474" w:themeColor="background2" w:themeShade="80"/>
-              <w:right w:val="nil"/>
-            </w:tcBorders>
-            <w:shd w:val="clear" w:color="auto" w:fill="FFFFFF" w:themeFill="background1"/>
-            <w:tcMar>
-              <w:top w:w="14" w:type="dxa"/>
-              <w:left w:w="58" w:type="dxa"/>
-              <w:bottom w:w="14" w:type="dxa"/>
-              <w:right w:w="58" w:type="dxa"/>
-            </w:tcMar>
-            <w:vAlign w:val="center"/>
-          </w:tcPr>
-          <w:p>
-            <w:pPr>
-              <w:spacing w:after="0"/>
-            </w:pPr>
-            <w:r>
-              <w:rPr>
-                <w:rFonts w:ascii="Aptos" w:eastAsia="Aptos" w:hAnsi="Aptos" w:cs="Aptos"/>
-                <w:color w:val="000000" w:themeColor="text1"/>
-              </w:rPr>
-              <w:t xml:space="preserve"> </w:t>
-            </w:r>
-          </w:p>
-        </w:tc>
-      </w:tr>
-      <w:tr>
-        <w:trPr>
-          <w:trHeight w:val="675"/>
-        </w:trPr>
-        <w:tc>
-          <w:tcPr>
-            <w:tcW w:w="645" w:type="dxa"/>
-            <w:tcBorders>
-              <w:top w:val="single" w:sz="8" w:space="0" w:color="747474" w:themeColor="background2" w:themeShade="80"/>
-              <w:left w:val="nil"/>
-              <w:bottom w:val="single" w:sz="8" w:space="0" w:color="747474" w:themeColor="background2" w:themeShade="80"/>
-              <w:right w:val="single" w:sz="8" w:space="0" w:color="747474" w:themeColor="background2" w:themeShade="80"/>
-            </w:tcBorders>
-            <w:tcMar>
-              <w:top w:w="14" w:type="dxa"/>
-              <w:left w:w="58" w:type="dxa"/>
-              <w:bottom w:w="14" w:type="dxa"/>
-              <w:right w:w="58" w:type="dxa"/>
-            </w:tcMar>
-            <w:vAlign w:val="center"/>
-          </w:tcPr>
-          <w:p>
-            <w:pPr>
-              <w:spacing w:after="0"/>
-            </w:pPr>
-            <w:r>
-              <w:rPr>
-                <w:rFonts w:ascii="Aptos" w:eastAsia="Aptos" w:hAnsi="Aptos" w:cs="Aptos"/>
-                <w:color w:val="262626" w:themeColor="text1" w:themeTint="D9"/>
-                <w:sz w:val="18"/>
-                <w:szCs w:val="18"/>
-              </w:rPr>
-              <w:t>9:30</w:t>
-            </w:r>
-          </w:p>
-        </w:tc>
-        <w:tc>
-          <w:tcPr>
-            <w:tcW w:w="3022" w:type="dxa"/>
-            <w:vMerge w:val="restart"/>
-            <w:tcBorders>
-              <w:top w:val="single" w:sz="8" w:space="0" w:color="747474" w:themeColor="background2" w:themeShade="80"/>
-              <w:left w:val="single" w:sz="8" w:space="0" w:color="747474" w:themeColor="background2" w:themeShade="80"/>
-              <w:bottom w:val="single" w:sz="8" w:space="0" w:color="747474" w:themeColor="background2" w:themeShade="80"/>
-              <w:right w:val="single" w:sz="8" w:space="0" w:color="747474" w:themeColor="background2" w:themeShade="80"/>
-            </w:tcBorders>
-            <w:shd w:val="clear" w:color="auto" w:fill="FFFFFF" w:themeFill="background1"/>
-            <w:tcMar>
-              <w:top w:w="14" w:type="dxa"/>
-              <w:left w:w="58" w:type="dxa"/>
-              <w:bottom w:w="14" w:type="dxa"/>
-              <w:right w:w="58" w:type="dxa"/>
-            </w:tcMar>
-          </w:tcPr>
-          <w:p>
-            <w:pPr>
-              <w:spacing w:after="0"/>
-            </w:pPr>
-            <w:r>
-              <w:rPr>
-                <w:rFonts w:ascii="Aptos" w:eastAsia="Aptos" w:hAnsi="Aptos" w:cs="Aptos"/>
-                <w:b/>
-                <w:bCs/>
-                <w:color w:val="E97132" w:themeColor="accent2"/>
-                <w:sz w:val="18"/>
-                <w:szCs w:val="18"/>
-              </w:rPr>
-              <w:t xml:space="preserve">Grab </w:t>
-            </w:r>
-            <w:r>
-              <w:rPr>
-                <w:rFonts w:ascii="Aptos" w:eastAsia="Aptos" w:hAnsi="Aptos" w:cs="Aptos"/>
-                <w:b/>
-                <w:bCs/>
-                <w:color w:val="262626" w:themeColor="text1" w:themeTint="D9"/>
-                <w:sz w:val="18"/>
-                <w:szCs w:val="18"/>
-              </w:rPr>
-              <w:t xml:space="preserve">and </w:t>
-            </w:r>
-            <w:proofErr w:type="spellStart"/>
-            <w:r>
-              <w:rPr>
-                <w:rFonts w:ascii="Aptos" w:eastAsia="Aptos" w:hAnsi="Aptos" w:cs="Aptos"/>
-                <w:b/>
-                <w:bCs/>
-                <w:color w:val="E97132" w:themeColor="accent2"/>
-                <w:sz w:val="18"/>
-                <w:szCs w:val="18"/>
-              </w:rPr>
-              <w:t>MapBox</w:t>
-            </w:r>
-            <w:proofErr w:type="spellEnd"/>
-            <w:r>
-              <w:rPr>
-                <w:rFonts w:ascii="Aptos" w:eastAsia="Aptos" w:hAnsi="Aptos" w:cs="Aptos"/>
-                <w:b/>
-                <w:bCs/>
-                <w:color w:val="414042"/>
-                <w:sz w:val="18"/>
-                <w:szCs w:val="18"/>
-              </w:rPr>
-              <w:t>: Visualize Congestion with Traffic Data with Code Packages</w:t>
-            </w:r>
-          </w:p>
-          <w:p>
-            <w:pPr>
-              <w:spacing w:after="0"/>
-            </w:pPr>
-            <w:r>
-              <w:rPr>
-                <w:rFonts w:ascii="Aptos" w:eastAsia="Aptos" w:hAnsi="Aptos" w:cs="Aptos"/>
-                <w:color w:val="8C8A8B"/>
-                <w:sz w:val="12"/>
-                <w:szCs w:val="12"/>
-              </w:rPr>
-              <w:t xml:space="preserve"> </w:t>
-            </w:r>
-          </w:p>
-          <w:p>
-            <w:pPr>
-              <w:spacing w:after="0"/>
-            </w:pPr>
-            <w:r>
-              <w:rPr>
-                <w:rFonts w:ascii="Aptos" w:eastAsia="Aptos" w:hAnsi="Aptos" w:cs="Aptos"/>
-                <w:color w:val="404040" w:themeColor="text1" w:themeTint="BF"/>
-                <w:sz w:val="18"/>
-                <w:szCs w:val="18"/>
-              </w:rPr>
-              <w:t xml:space="preserve">tbc, </w:t>
-            </w:r>
-            <w:proofErr w:type="spellStart"/>
-            <w:r>
-              <w:rPr>
-                <w:rFonts w:ascii="Aptos" w:eastAsia="Aptos" w:hAnsi="Aptos" w:cs="Aptos"/>
-                <w:color w:val="404040" w:themeColor="text1" w:themeTint="BF"/>
-                <w:sz w:val="18"/>
-                <w:szCs w:val="18"/>
-              </w:rPr>
-              <w:t>MapBox</w:t>
-            </w:r>
-            <w:proofErr w:type="spellEnd"/>
-          </w:p>
-          <w:p>
-            <w:pPr>
-              <w:spacing w:after="0"/>
-            </w:pPr>
-            <w:r>
-              <w:rPr>
-                <w:rFonts w:ascii="Aptos" w:eastAsia="Aptos" w:hAnsi="Aptos" w:cs="Aptos"/>
-                <w:color w:val="404040" w:themeColor="text1" w:themeTint="BF"/>
-                <w:sz w:val="18"/>
-                <w:szCs w:val="18"/>
-              </w:rPr>
-              <w:t xml:space="preserve">Maria Sol Tadeo, World Bank </w:t>
-            </w:r>
-          </w:p>
-          <w:p>
-            <w:pPr>
-              <w:spacing w:after="0"/>
-            </w:pPr>
-            <w:r>
-              <w:rPr>
-                <w:rFonts w:ascii="Aptos" w:eastAsia="Aptos" w:hAnsi="Aptos" w:cs="Aptos"/>
-                <w:color w:val="404040" w:themeColor="text1" w:themeTint="BF"/>
-                <w:sz w:val="18"/>
-                <w:szCs w:val="18"/>
-              </w:rPr>
-              <w:t>Sebastian Mueller, Asian Development Bank</w:t>
-            </w:r>
-          </w:p>
-          <w:p>
-            <w:pPr>
-              <w:spacing w:after="0"/>
-            </w:pPr>
-            <w:r>
-              <w:rPr>
-                <w:rFonts w:ascii="Aptos" w:eastAsia="Aptos" w:hAnsi="Aptos" w:cs="Aptos"/>
-                <w:color w:val="000000" w:themeColor="text1"/>
-              </w:rPr>
-              <w:t xml:space="preserve"> </w:t>
-            </w:r>
-          </w:p>
-        </w:tc>
-        <w:tc>
-          <w:tcPr>
-            <w:tcW w:w="3047" w:type="dxa"/>
-            <w:vMerge/>
-            <w:vAlign w:val="center"/>
-          </w:tcPr>
-          <w:p/>
-        </w:tc>
-        <w:tc>
-          <w:tcPr>
-            <w:tcW w:w="2376" w:type="dxa"/>
-            <w:vMerge w:val="restart"/>
-            <w:tcBorders>
-              <w:top w:val="single" w:sz="8" w:space="0" w:color="747474" w:themeColor="background2" w:themeShade="80"/>
-              <w:left w:val="nil"/>
-              <w:bottom w:val="single" w:sz="8" w:space="0" w:color="747474" w:themeColor="background2" w:themeShade="80"/>
-              <w:right w:val="nil"/>
-            </w:tcBorders>
-            <w:shd w:val="clear" w:color="auto" w:fill="FFFFFF" w:themeFill="background1"/>
-            <w:tcMar>
-              <w:top w:w="14" w:type="dxa"/>
-              <w:left w:w="58" w:type="dxa"/>
-              <w:bottom w:w="14" w:type="dxa"/>
-              <w:right w:w="58" w:type="dxa"/>
-            </w:tcMar>
-          </w:tcPr>
-          <w:p>
-            <w:pPr>
-              <w:spacing w:after="0"/>
-            </w:pPr>
-            <w:r>
-              <w:rPr>
-                <w:rFonts w:ascii="Aptos" w:eastAsia="Aptos" w:hAnsi="Aptos" w:cs="Aptos"/>
-                <w:b/>
-                <w:bCs/>
-                <w:color w:val="E97132" w:themeColor="accent2"/>
-                <w:sz w:val="18"/>
-                <w:szCs w:val="18"/>
-              </w:rPr>
-              <w:t>ESRI</w:t>
-            </w:r>
-            <w:r>
-              <w:rPr>
-                <w:rFonts w:ascii="Aptos" w:eastAsia="Aptos" w:hAnsi="Aptos" w:cs="Aptos"/>
-                <w:b/>
-                <w:bCs/>
-                <w:color w:val="414042"/>
-                <w:sz w:val="18"/>
-                <w:szCs w:val="18"/>
-              </w:rPr>
-              <w:t>: Getting the Most Out of Living Atlas and ESRI Tools for Python and R Users</w:t>
-            </w:r>
-            <w:r>
-              <w:rPr>
-                <w:rFonts w:ascii="Aptos" w:eastAsia="Aptos" w:hAnsi="Aptos" w:cs="Aptos"/>
-                <w:b/>
-                <w:bCs/>
-                <w:color w:val="414042"/>
-                <w:sz w:val="18"/>
-                <w:szCs w:val="18"/>
-              </w:rPr>
-              <w:t xml:space="preserve"> (virtual)</w:t>
-            </w:r>
-            <w:r>
-              <w:rPr>
-                <w:rFonts w:ascii="Aptos" w:eastAsia="Aptos" w:hAnsi="Aptos" w:cs="Aptos"/>
-                <w:color w:val="8C8A8B"/>
-                <w:sz w:val="16"/>
-                <w:szCs w:val="16"/>
-              </w:rPr>
-              <w:t xml:space="preserve"> (Part I)</w:t>
-            </w:r>
-          </w:p>
-          <w:p>
-            <w:pPr>
-              <w:spacing w:after="0"/>
-            </w:pPr>
-            <w:r>
-              <w:rPr>
-                <w:rFonts w:ascii="Aptos" w:eastAsia="Aptos" w:hAnsi="Aptos" w:cs="Aptos"/>
-                <w:color w:val="8C8A8B"/>
-                <w:sz w:val="12"/>
-                <w:szCs w:val="12"/>
-              </w:rPr>
-              <w:t xml:space="preserve"> </w:t>
-            </w:r>
-          </w:p>
-          <w:p>
-            <w:pPr>
-              <w:spacing w:after="0"/>
-            </w:pPr>
-            <w:r>
-              <w:rPr>
-                <w:rFonts w:ascii="Aptos" w:eastAsia="Aptos" w:hAnsi="Aptos" w:cs="Aptos"/>
-                <w:color w:val="404040" w:themeColor="text1" w:themeTint="BF"/>
-                <w:sz w:val="18"/>
-                <w:szCs w:val="18"/>
-              </w:rPr>
-              <w:t xml:space="preserve">Robert Rike, ESRI </w:t>
-            </w:r>
-          </w:p>
-          <w:p>
-            <w:pPr>
-              <w:spacing w:after="0"/>
-            </w:pPr>
-            <w:r>
-              <w:rPr>
-                <w:rFonts w:ascii="Aptos" w:eastAsia="Aptos" w:hAnsi="Aptos" w:cs="Aptos"/>
-                <w:color w:val="404040" w:themeColor="text1" w:themeTint="BF"/>
-                <w:sz w:val="18"/>
-                <w:szCs w:val="18"/>
-              </w:rPr>
-              <w:t>Daeun Kang, IDB</w:t>
-            </w:r>
-          </w:p>
-        </w:tc>
-      </w:tr>
-      <w:tr>
-        <w:trPr>
-          <w:trHeight w:val="300"/>
-        </w:trPr>
-        <w:tc>
-          <w:tcPr>
-            <w:tcW w:w="645" w:type="dxa"/>
-            <w:tcBorders>
-              <w:top w:val="single" w:sz="8" w:space="0" w:color="747474" w:themeColor="background2" w:themeShade="80"/>
-              <w:left w:val="nil"/>
-              <w:bottom w:val="single" w:sz="8" w:space="0" w:color="747474" w:themeColor="background2" w:themeShade="80"/>
-              <w:right w:val="single" w:sz="8" w:space="0" w:color="747474" w:themeColor="background2" w:themeShade="80"/>
-            </w:tcBorders>
-            <w:tcMar>
-              <w:top w:w="14" w:type="dxa"/>
-              <w:left w:w="58" w:type="dxa"/>
-              <w:bottom w:w="14" w:type="dxa"/>
-              <w:right w:w="58" w:type="dxa"/>
-            </w:tcMar>
-            <w:vAlign w:val="center"/>
-          </w:tcPr>
-          <w:p>
-            <w:pPr>
-              <w:spacing w:after="0"/>
-            </w:pPr>
-            <w:r>
-              <w:rPr>
-                <w:rFonts w:ascii="Aptos" w:eastAsia="Aptos" w:hAnsi="Aptos" w:cs="Aptos"/>
-                <w:color w:val="262626" w:themeColor="text1" w:themeTint="D9"/>
-                <w:sz w:val="18"/>
-                <w:szCs w:val="18"/>
-              </w:rPr>
-              <w:t>10:00</w:t>
-            </w:r>
-          </w:p>
-        </w:tc>
-        <w:tc>
-          <w:tcPr>
-            <w:tcW w:w="3022" w:type="dxa"/>
-            <w:vMerge/>
-            <w:vAlign w:val="center"/>
-          </w:tcPr>
-          <w:p/>
-        </w:tc>
-        <w:tc>
-          <w:tcPr>
-            <w:tcW w:w="3047" w:type="dxa"/>
-            <w:vMerge w:val="restart"/>
-            <w:tcBorders>
-              <w:top w:val="nil"/>
-              <w:left w:val="nil"/>
-              <w:bottom w:val="single" w:sz="8" w:space="0" w:color="747474" w:themeColor="background2" w:themeShade="80"/>
-              <w:right w:val="single" w:sz="8" w:space="0" w:color="747474" w:themeColor="background2" w:themeShade="80"/>
-            </w:tcBorders>
-            <w:shd w:val="clear" w:color="auto" w:fill="FFFFFF" w:themeFill="background1"/>
-            <w:tcMar>
-              <w:top w:w="14" w:type="dxa"/>
-              <w:left w:w="58" w:type="dxa"/>
-              <w:bottom w:w="14" w:type="dxa"/>
-              <w:right w:w="58" w:type="dxa"/>
-            </w:tcMar>
-          </w:tcPr>
-          <w:p>
-            <w:pPr>
-              <w:spacing w:after="0"/>
-            </w:pPr>
-            <w:r>
-              <w:rPr>
-                <w:rFonts w:ascii="Aptos" w:eastAsia="Aptos" w:hAnsi="Aptos" w:cs="Aptos"/>
-                <w:b/>
-                <w:bCs/>
-                <w:color w:val="E97132" w:themeColor="accent2"/>
-                <w:sz w:val="18"/>
-                <w:szCs w:val="18"/>
-              </w:rPr>
-              <w:t>Google Trends</w:t>
-            </w:r>
-            <w:r>
-              <w:rPr>
-                <w:rFonts w:ascii="Aptos" w:eastAsia="Aptos" w:hAnsi="Aptos" w:cs="Aptos"/>
-                <w:b/>
-                <w:bCs/>
-                <w:color w:val="414042"/>
-                <w:sz w:val="18"/>
-                <w:szCs w:val="18"/>
-              </w:rPr>
-              <w:t xml:space="preserve">: </w:t>
-            </w:r>
-            <w:r>
-              <w:rPr>
-                <w:rFonts w:ascii="Aptos" w:eastAsia="Aptos" w:hAnsi="Aptos" w:cs="Aptos"/>
-                <w:b/>
-                <w:bCs/>
-                <w:color w:val="414042"/>
-                <w:sz w:val="18"/>
-                <w:szCs w:val="18"/>
-              </w:rPr>
-              <w:t>Nowcasting</w:t>
-            </w:r>
-            <w:r>
-              <w:rPr>
-                <w:rFonts w:ascii="Aptos" w:eastAsia="Aptos" w:hAnsi="Aptos" w:cs="Aptos"/>
-                <w:b/>
-                <w:bCs/>
-                <w:color w:val="414042"/>
-                <w:sz w:val="18"/>
-                <w:szCs w:val="18"/>
-              </w:rPr>
-              <w:t xml:space="preserve"> </w:t>
-            </w:r>
-            <w:r>
-              <w:rPr>
-                <w:rFonts w:ascii="Aptos" w:eastAsia="Aptos" w:hAnsi="Aptos" w:cs="Aptos"/>
-                <w:b/>
-                <w:bCs/>
-                <w:color w:val="414042"/>
-                <w:sz w:val="18"/>
-                <w:szCs w:val="18"/>
-              </w:rPr>
-              <w:t>GDP</w:t>
-            </w:r>
-            <w:r>
-              <w:rPr>
-                <w:rFonts w:ascii="Aptos" w:eastAsia="Aptos" w:hAnsi="Aptos" w:cs="Aptos"/>
-                <w:b/>
-                <w:bCs/>
-                <w:color w:val="414042"/>
-                <w:sz w:val="18"/>
-                <w:szCs w:val="18"/>
-              </w:rPr>
-              <w:t xml:space="preserve"> with Search Data</w:t>
-            </w:r>
-          </w:p>
-          <w:p>
-            <w:pPr>
-              <w:spacing w:after="0"/>
-            </w:pPr>
-            <w:r>
-              <w:rPr>
-                <w:rFonts w:ascii="Aptos" w:eastAsia="Aptos" w:hAnsi="Aptos" w:cs="Aptos"/>
-                <w:color w:val="8C8A8B"/>
-                <w:sz w:val="12"/>
-                <w:szCs w:val="12"/>
-              </w:rPr>
-              <w:t xml:space="preserve"> </w:t>
-            </w:r>
-          </w:p>
-          <w:p>
-            <w:pPr>
-              <w:spacing w:after="0"/>
-            </w:pPr>
-            <w:r>
-              <w:rPr>
-                <w:rFonts w:ascii="Aptos" w:eastAsia="Aptos" w:hAnsi="Aptos" w:cs="Aptos"/>
-                <w:color w:val="404040" w:themeColor="text1" w:themeTint="BF"/>
-                <w:sz w:val="18"/>
-                <w:szCs w:val="18"/>
-              </w:rPr>
-              <w:t xml:space="preserve">tbc, Google </w:t>
-            </w:r>
-          </w:p>
-          <w:p>
-            <w:pPr>
-              <w:spacing w:after="0"/>
-            </w:pPr>
-            <w:r>
-              <w:rPr>
-                <w:rFonts w:ascii="Aptos" w:eastAsia="Aptos" w:hAnsi="Aptos" w:cs="Aptos"/>
-                <w:color w:val="404040" w:themeColor="text1" w:themeTint="BF"/>
-                <w:sz w:val="18"/>
-                <w:szCs w:val="18"/>
-              </w:rPr>
-              <w:t>tbc, IMF</w:t>
-            </w:r>
-          </w:p>
-        </w:tc>
-        <w:tc>
-          <w:tcPr>
-            <w:tcW w:w="2376" w:type="dxa"/>
-            <w:vMerge/>
-            <w:vAlign w:val="center"/>
-          </w:tcPr>
-          <w:p/>
-        </w:tc>
-      </w:tr>
-      <w:tr>
-        <w:trPr>
-          <w:trHeight w:val="300"/>
-        </w:trPr>
-        <w:tc>
-          <w:tcPr>
-            <w:tcW w:w="645" w:type="dxa"/>
-            <w:tcBorders>
-              <w:top w:val="single" w:sz="8" w:space="0" w:color="747474" w:themeColor="background2" w:themeShade="80"/>
-              <w:left w:val="nil"/>
-              <w:bottom w:val="single" w:sz="8" w:space="0" w:color="747474" w:themeColor="background2" w:themeShade="80"/>
-              <w:right w:val="single" w:sz="8" w:space="0" w:color="747474" w:themeColor="background2" w:themeShade="80"/>
-            </w:tcBorders>
-            <w:tcMar>
-              <w:top w:w="14" w:type="dxa"/>
-              <w:left w:w="58" w:type="dxa"/>
-              <w:bottom w:w="14" w:type="dxa"/>
-              <w:right w:w="58" w:type="dxa"/>
-            </w:tcMar>
-            <w:vAlign w:val="center"/>
-          </w:tcPr>
-          <w:p>
-            <w:pPr>
-              <w:spacing w:after="0"/>
-            </w:pPr>
-            <w:r>
-              <w:rPr>
-                <w:rFonts w:ascii="Aptos" w:eastAsia="Aptos" w:hAnsi="Aptos" w:cs="Aptos"/>
-                <w:color w:val="262626" w:themeColor="text1" w:themeTint="D9"/>
-                <w:sz w:val="18"/>
-                <w:szCs w:val="18"/>
-              </w:rPr>
-              <w:t>10:30</w:t>
-            </w:r>
-          </w:p>
-        </w:tc>
-        <w:tc>
-          <w:tcPr>
-            <w:tcW w:w="3022" w:type="dxa"/>
-            <w:vMerge/>
-            <w:vAlign w:val="center"/>
-          </w:tcPr>
-          <w:p/>
-        </w:tc>
-        <w:tc>
-          <w:tcPr>
-            <w:tcW w:w="3047" w:type="dxa"/>
-            <w:vMerge/>
-            <w:vAlign w:val="center"/>
-          </w:tcPr>
-          <w:p/>
-        </w:tc>
-        <w:tc>
-          <w:tcPr>
-            <w:tcW w:w="2376" w:type="dxa"/>
-            <w:vMerge/>
-            <w:vAlign w:val="center"/>
-          </w:tcPr>
-          <w:p/>
-        </w:tc>
-      </w:tr>
-      <w:tr>
-        <w:trPr>
-          <w:trHeight w:val="300"/>
-        </w:trPr>
-        <w:tc>
-          <w:tcPr>
-            <w:tcW w:w="645" w:type="dxa"/>
-            <w:tcBorders>
-              <w:top w:val="single" w:sz="8" w:space="0" w:color="747474" w:themeColor="background2" w:themeShade="80"/>
-              <w:left w:val="nil"/>
-              <w:bottom w:val="single" w:sz="8" w:space="0" w:color="747474" w:themeColor="background2" w:themeShade="80"/>
-              <w:right w:val="single" w:sz="8" w:space="0" w:color="747474" w:themeColor="background2" w:themeShade="80"/>
-            </w:tcBorders>
-            <w:tcMar>
-              <w:top w:w="14" w:type="dxa"/>
-              <w:left w:w="58" w:type="dxa"/>
-              <w:bottom w:w="14" w:type="dxa"/>
-              <w:right w:w="58" w:type="dxa"/>
-            </w:tcMar>
-            <w:vAlign w:val="center"/>
-          </w:tcPr>
-          <w:p>
-            <w:pPr>
-              <w:spacing w:after="0"/>
-            </w:pPr>
-            <w:r>
-              <w:rPr>
-                <w:rFonts w:ascii="Aptos" w:eastAsia="Aptos" w:hAnsi="Aptos" w:cs="Aptos"/>
-                <w:color w:val="262626" w:themeColor="text1" w:themeTint="D9"/>
-                <w:sz w:val="18"/>
-                <w:szCs w:val="18"/>
-              </w:rPr>
-              <w:t>11:00</w:t>
-            </w:r>
-          </w:p>
-        </w:tc>
-        <w:tc>
-          <w:tcPr>
-            <w:tcW w:w="3022" w:type="dxa"/>
-            <w:vMerge w:val="restart"/>
-            <w:tcBorders>
-              <w:top w:val="nil"/>
-              <w:left w:val="single" w:sz="8" w:space="0" w:color="747474" w:themeColor="background2" w:themeShade="80"/>
-              <w:bottom w:val="single" w:sz="8" w:space="0" w:color="747474" w:themeColor="background2" w:themeShade="80"/>
-              <w:right w:val="single" w:sz="8" w:space="0" w:color="747474" w:themeColor="background2" w:themeShade="80"/>
-            </w:tcBorders>
-            <w:shd w:val="clear" w:color="auto" w:fill="FFFFFF" w:themeFill="background1"/>
-            <w:tcMar>
-              <w:top w:w="14" w:type="dxa"/>
-              <w:left w:w="58" w:type="dxa"/>
-              <w:bottom w:w="14" w:type="dxa"/>
-              <w:right w:w="58" w:type="dxa"/>
-            </w:tcMar>
-          </w:tcPr>
-          <w:p>
-            <w:pPr>
-              <w:spacing w:after="0"/>
-            </w:pPr>
-            <w:r>
-              <w:rPr>
-                <w:rFonts w:ascii="Aptos" w:eastAsia="Aptos" w:hAnsi="Aptos" w:cs="Aptos"/>
-                <w:b/>
-                <w:bCs/>
-                <w:color w:val="E97132" w:themeColor="accent2"/>
-                <w:sz w:val="18"/>
-                <w:szCs w:val="18"/>
-              </w:rPr>
-              <w:t>Waze</w:t>
-            </w:r>
-            <w:r>
-              <w:rPr>
-                <w:rFonts w:ascii="Aptos" w:eastAsia="Aptos" w:hAnsi="Aptos" w:cs="Aptos"/>
-                <w:b/>
-                <w:bCs/>
-                <w:color w:val="414042"/>
-                <w:sz w:val="18"/>
-                <w:szCs w:val="18"/>
-              </w:rPr>
-              <w:t>: Build Map of Traffic Jams and Road Incidents using Code Packages</w:t>
-            </w:r>
-          </w:p>
-          <w:p>
-            <w:pPr>
-              <w:spacing w:after="0"/>
-            </w:pPr>
-            <w:r>
-              <w:rPr>
-                <w:rFonts w:ascii="Aptos" w:eastAsia="Aptos" w:hAnsi="Aptos" w:cs="Aptos"/>
-                <w:color w:val="8C8A8B"/>
-                <w:sz w:val="12"/>
-                <w:szCs w:val="12"/>
-              </w:rPr>
-              <w:t xml:space="preserve"> </w:t>
-            </w:r>
-          </w:p>
-          <w:p>
-            <w:pPr>
-              <w:spacing w:after="0"/>
-            </w:pPr>
-            <w:r>
-              <w:rPr>
-                <w:rFonts w:ascii="Aptos" w:eastAsia="Aptos" w:hAnsi="Aptos" w:cs="Aptos"/>
-                <w:color w:val="404040" w:themeColor="text1" w:themeTint="BF"/>
-                <w:sz w:val="18"/>
-                <w:szCs w:val="18"/>
-              </w:rPr>
-              <w:t>tbc, Waze</w:t>
-            </w:r>
-          </w:p>
-          <w:p>
-            <w:pPr>
-              <w:spacing w:after="0"/>
-            </w:pPr>
-            <w:r>
-              <w:rPr>
-                <w:rFonts w:ascii="Aptos" w:eastAsia="Aptos" w:hAnsi="Aptos" w:cs="Aptos"/>
-                <w:color w:val="404040" w:themeColor="text1" w:themeTint="BF"/>
-                <w:sz w:val="18"/>
-                <w:szCs w:val="18"/>
-              </w:rPr>
-              <w:t xml:space="preserve">Maria Sol Tadeo, World Bank </w:t>
-            </w:r>
-          </w:p>
-          <w:p>
-            <w:pPr>
-              <w:spacing w:after="0"/>
-            </w:pPr>
-            <w:r>
-              <w:rPr>
-                <w:rFonts w:ascii="Aptos" w:eastAsia="Aptos" w:hAnsi="Aptos" w:cs="Aptos"/>
-                <w:color w:val="8C8A8B"/>
-                <w:sz w:val="16"/>
-                <w:szCs w:val="16"/>
-              </w:rPr>
-              <w:t xml:space="preserve"> </w:t>
-            </w:r>
-          </w:p>
-        </w:tc>
-        <w:tc>
-          <w:tcPr>
-            <w:tcW w:w="3047" w:type="dxa"/>
-            <w:vMerge w:val="restart"/>
-            <w:tcBorders>
-              <w:top w:val="nil"/>
-              <w:left w:val="single" w:sz="8" w:space="0" w:color="747474" w:themeColor="background2" w:themeShade="80"/>
-              <w:bottom w:val="single" w:sz="8" w:space="0" w:color="747474" w:themeColor="background2" w:themeShade="80"/>
-              <w:right w:val="single" w:sz="8" w:space="0" w:color="747474" w:themeColor="background2" w:themeShade="80"/>
-            </w:tcBorders>
-            <w:shd w:val="clear" w:color="auto" w:fill="FFFFFF" w:themeFill="background1"/>
-            <w:tcMar>
-              <w:top w:w="14" w:type="dxa"/>
-              <w:left w:w="58" w:type="dxa"/>
-              <w:bottom w:w="14" w:type="dxa"/>
-              <w:right w:w="58" w:type="dxa"/>
-            </w:tcMar>
-          </w:tcPr>
-          <w:p>
-            <w:pPr>
-              <w:spacing w:after="0"/>
-            </w:pPr>
-            <w:proofErr w:type="spellStart"/>
-            <w:r>
-              <w:rPr>
-                <w:rFonts w:ascii="Aptos" w:eastAsia="Aptos" w:hAnsi="Aptos" w:cs="Aptos"/>
-                <w:b/>
-                <w:bCs/>
-                <w:color w:val="E97132" w:themeColor="accent2"/>
-                <w:sz w:val="18"/>
-                <w:szCs w:val="18"/>
-              </w:rPr>
-              <w:t>Ookla</w:t>
-            </w:r>
-            <w:proofErr w:type="spellEnd"/>
-            <w:r>
-              <w:rPr>
-                <w:rFonts w:ascii="Aptos" w:eastAsia="Aptos" w:hAnsi="Aptos" w:cs="Aptos"/>
-                <w:b/>
-                <w:bCs/>
-                <w:color w:val="414042"/>
-                <w:sz w:val="18"/>
-                <w:szCs w:val="18"/>
-              </w:rPr>
-              <w:t>: Map the World’s Internet Connectivity</w:t>
-            </w:r>
-          </w:p>
-          <w:p>
-            <w:pPr>
-              <w:spacing w:after="0"/>
-            </w:pPr>
-            <w:r>
-              <w:rPr>
-                <w:rFonts w:ascii="Aptos" w:eastAsia="Aptos" w:hAnsi="Aptos" w:cs="Aptos"/>
-                <w:b/>
-                <w:bCs/>
-                <w:color w:val="414042"/>
-                <w:sz w:val="12"/>
-                <w:szCs w:val="12"/>
-              </w:rPr>
-              <w:t xml:space="preserve"> </w:t>
-            </w:r>
-          </w:p>
-          <w:p>
-            <w:pPr>
-              <w:spacing w:after="0"/>
-            </w:pPr>
-            <w:r>
-              <w:rPr>
-                <w:rFonts w:ascii="Aptos" w:eastAsia="Aptos" w:hAnsi="Aptos" w:cs="Aptos"/>
-                <w:color w:val="404040" w:themeColor="text1" w:themeTint="BF"/>
-                <w:sz w:val="18"/>
-                <w:szCs w:val="18"/>
-              </w:rPr>
-              <w:t>Niccolo Comini, World Bank</w:t>
-            </w:r>
-          </w:p>
-          <w:p>
-            <w:pPr>
-              <w:spacing w:after="0"/>
-            </w:pPr>
-            <w:r>
-              <w:rPr>
-                <w:rFonts w:ascii="Aptos" w:eastAsia="Aptos" w:hAnsi="Aptos" w:cs="Aptos"/>
-                <w:color w:val="404040" w:themeColor="text1" w:themeTint="BF"/>
-                <w:sz w:val="18"/>
-                <w:szCs w:val="18"/>
-              </w:rPr>
-              <w:t xml:space="preserve">Mykhailo Koltsov, World Bank </w:t>
-            </w:r>
-          </w:p>
-          <w:p>
-            <w:pPr>
-              <w:spacing w:after="0"/>
-            </w:pPr>
-            <w:r>
-              <w:rPr>
-                <w:rFonts w:ascii="Aptos" w:eastAsia="Aptos" w:hAnsi="Aptos" w:cs="Aptos"/>
-                <w:color w:val="404040" w:themeColor="text1" w:themeTint="BF"/>
-                <w:sz w:val="18"/>
-                <w:szCs w:val="18"/>
-              </w:rPr>
-              <w:t xml:space="preserve">James Carroll, </w:t>
-            </w:r>
-            <w:proofErr w:type="spellStart"/>
-            <w:r>
-              <w:rPr>
-                <w:rFonts w:ascii="Aptos" w:eastAsia="Aptos" w:hAnsi="Aptos" w:cs="Aptos"/>
-                <w:color w:val="404040" w:themeColor="text1" w:themeTint="BF"/>
-                <w:sz w:val="18"/>
-                <w:szCs w:val="18"/>
-              </w:rPr>
-              <w:t>Ookla</w:t>
-            </w:r>
-            <w:proofErr w:type="spellEnd"/>
-          </w:p>
-        </w:tc>
-        <w:tc>
-          <w:tcPr>
-            <w:tcW w:w="2376" w:type="dxa"/>
-            <w:vMerge/>
-            <w:vAlign w:val="center"/>
-          </w:tcPr>
-          <w:p/>
-        </w:tc>
-      </w:tr>
-      <w:tr>
-        <w:trPr>
-          <w:trHeight w:val="300"/>
-        </w:trPr>
-        <w:tc>
-          <w:tcPr>
-            <w:tcW w:w="645" w:type="dxa"/>
-            <w:tcBorders>
-              <w:top w:val="single" w:sz="8" w:space="0" w:color="747474" w:themeColor="background2" w:themeShade="80"/>
-              <w:left w:val="nil"/>
-              <w:bottom w:val="single" w:sz="8" w:space="0" w:color="747474" w:themeColor="background2" w:themeShade="80"/>
-              <w:right w:val="single" w:sz="8" w:space="0" w:color="747474" w:themeColor="background2" w:themeShade="80"/>
-            </w:tcBorders>
-            <w:tcMar>
-              <w:top w:w="14" w:type="dxa"/>
-              <w:left w:w="58" w:type="dxa"/>
-              <w:bottom w:w="14" w:type="dxa"/>
-              <w:right w:w="58" w:type="dxa"/>
-            </w:tcMar>
-            <w:vAlign w:val="center"/>
-          </w:tcPr>
-          <w:p>
-            <w:pPr>
-              <w:spacing w:after="0"/>
-            </w:pPr>
-            <w:r>
-              <w:rPr>
-                <w:rFonts w:ascii="Aptos" w:eastAsia="Aptos" w:hAnsi="Aptos" w:cs="Aptos"/>
-                <w:color w:val="262626" w:themeColor="text1" w:themeTint="D9"/>
-                <w:sz w:val="18"/>
-                <w:szCs w:val="18"/>
-              </w:rPr>
-              <w:t>11:30</w:t>
-            </w:r>
-          </w:p>
-        </w:tc>
-        <w:tc>
-          <w:tcPr>
-            <w:tcW w:w="3022" w:type="dxa"/>
-            <w:vMerge/>
-            <w:vAlign w:val="center"/>
-          </w:tcPr>
-          <w:p/>
-        </w:tc>
-        <w:tc>
-          <w:tcPr>
-            <w:tcW w:w="3047" w:type="dxa"/>
-            <w:vMerge/>
-            <w:vAlign w:val="center"/>
-          </w:tcPr>
-          <w:p/>
-        </w:tc>
-        <w:tc>
-          <w:tcPr>
-            <w:tcW w:w="2376" w:type="dxa"/>
-            <w:vMerge/>
-            <w:vAlign w:val="center"/>
-          </w:tcPr>
-          <w:p/>
-        </w:tc>
-      </w:tr>
-      <w:tr>
-        <w:trPr>
-          <w:trHeight w:val="300"/>
-        </w:trPr>
-        <w:tc>
-          <w:tcPr>
-            <w:tcW w:w="645" w:type="dxa"/>
-            <w:tcBorders>
-              <w:top w:val="single" w:sz="8" w:space="0" w:color="747474" w:themeColor="background2" w:themeShade="80"/>
-              <w:left w:val="nil"/>
-              <w:bottom w:val="single" w:sz="8" w:space="0" w:color="747474" w:themeColor="background2" w:themeShade="80"/>
-              <w:right w:val="single" w:sz="8" w:space="0" w:color="747474" w:themeColor="background2" w:themeShade="80"/>
-            </w:tcBorders>
-            <w:tcMar>
-              <w:top w:w="14" w:type="dxa"/>
-              <w:left w:w="58" w:type="dxa"/>
-              <w:bottom w:w="14" w:type="dxa"/>
-              <w:right w:w="58" w:type="dxa"/>
-            </w:tcMar>
-            <w:vAlign w:val="center"/>
-          </w:tcPr>
-          <w:p>
-            <w:pPr>
-              <w:spacing w:after="0"/>
-            </w:pPr>
-            <w:r>
-              <w:rPr>
-                <w:rFonts w:ascii="Aptos" w:eastAsia="Aptos" w:hAnsi="Aptos" w:cs="Aptos"/>
-                <w:color w:val="262626" w:themeColor="text1" w:themeTint="D9"/>
-                <w:sz w:val="18"/>
-                <w:szCs w:val="18"/>
-              </w:rPr>
-              <w:t>12:00</w:t>
-            </w:r>
-          </w:p>
-        </w:tc>
-        <w:tc>
-          <w:tcPr>
-            <w:tcW w:w="3022" w:type="dxa"/>
-            <w:vMerge w:val="restart"/>
-            <w:tcBorders>
-              <w:top w:val="nil"/>
-              <w:left w:val="single" w:sz="8" w:space="0" w:color="747474" w:themeColor="background2" w:themeShade="80"/>
-              <w:bottom w:val="single" w:sz="8" w:space="0" w:color="747474" w:themeColor="background2" w:themeShade="80"/>
-              <w:right w:val="single" w:sz="8" w:space="0" w:color="747474" w:themeColor="background2" w:themeShade="80"/>
-            </w:tcBorders>
-            <w:tcMar>
-              <w:top w:w="14" w:type="dxa"/>
-              <w:left w:w="58" w:type="dxa"/>
-              <w:bottom w:w="14" w:type="dxa"/>
-              <w:right w:w="58" w:type="dxa"/>
-            </w:tcMar>
-            <w:vAlign w:val="center"/>
-          </w:tcPr>
-          <w:p>
-            <w:pPr>
-              <w:spacing w:after="0"/>
-            </w:pPr>
-            <w:r>
-              <w:rPr>
-                <w:rFonts w:ascii="Aptos" w:eastAsia="Aptos" w:hAnsi="Aptos" w:cs="Aptos"/>
-                <w:i/>
-                <w:iCs/>
-                <w:color w:val="8C8A8B"/>
-                <w:sz w:val="18"/>
-                <w:szCs w:val="18"/>
-              </w:rPr>
-              <w:t>Lunch</w:t>
-            </w:r>
-          </w:p>
-        </w:tc>
-        <w:tc>
-          <w:tcPr>
-            <w:tcW w:w="3047" w:type="dxa"/>
-            <w:vMerge w:val="restart"/>
-            <w:tcBorders>
-              <w:top w:val="nil"/>
-              <w:left w:val="single" w:sz="8" w:space="0" w:color="747474" w:themeColor="background2" w:themeShade="80"/>
-              <w:bottom w:val="single" w:sz="8" w:space="0" w:color="747474" w:themeColor="background2" w:themeShade="80"/>
-              <w:right w:val="single" w:sz="8" w:space="0" w:color="747474" w:themeColor="background2" w:themeShade="80"/>
-            </w:tcBorders>
-            <w:tcMar>
-              <w:top w:w="14" w:type="dxa"/>
-              <w:left w:w="58" w:type="dxa"/>
-              <w:bottom w:w="14" w:type="dxa"/>
-              <w:right w:w="58" w:type="dxa"/>
-            </w:tcMar>
-            <w:vAlign w:val="center"/>
-          </w:tcPr>
-          <w:p>
-            <w:pPr>
-              <w:spacing w:after="0"/>
-            </w:pPr>
-            <w:r>
-              <w:rPr>
-                <w:rFonts w:ascii="Aptos" w:eastAsia="Aptos" w:hAnsi="Aptos" w:cs="Aptos"/>
-                <w:i/>
-                <w:iCs/>
-                <w:color w:val="8C8A8B"/>
-                <w:sz w:val="18"/>
-                <w:szCs w:val="18"/>
-              </w:rPr>
-              <w:t>Lunch</w:t>
-            </w:r>
-          </w:p>
-        </w:tc>
-        <w:tc>
-          <w:tcPr>
-            <w:tcW w:w="2376" w:type="dxa"/>
-            <w:vMerge w:val="restart"/>
-            <w:tcBorders>
-              <w:top w:val="nil"/>
-              <w:left w:val="single" w:sz="8" w:space="0" w:color="747474" w:themeColor="background2" w:themeShade="80"/>
-              <w:bottom w:val="single" w:sz="8" w:space="0" w:color="747474" w:themeColor="background2" w:themeShade="80"/>
-              <w:right w:val="nil"/>
-            </w:tcBorders>
-            <w:tcMar>
-              <w:top w:w="14" w:type="dxa"/>
-              <w:left w:w="58" w:type="dxa"/>
-              <w:bottom w:w="14" w:type="dxa"/>
-              <w:right w:w="58" w:type="dxa"/>
-            </w:tcMar>
-            <w:vAlign w:val="center"/>
-          </w:tcPr>
-          <w:p>
-            <w:pPr>
-              <w:spacing w:after="0"/>
-            </w:pPr>
-            <w:r>
-              <w:rPr>
-                <w:rFonts w:ascii="Aptos" w:eastAsia="Aptos" w:hAnsi="Aptos" w:cs="Aptos"/>
-                <w:i/>
-                <w:iCs/>
-                <w:color w:val="8C8A8B"/>
-                <w:sz w:val="18"/>
-                <w:szCs w:val="18"/>
-              </w:rPr>
-              <w:t>Lunch</w:t>
-            </w:r>
-          </w:p>
-        </w:tc>
-      </w:tr>
-      <w:tr>
-        <w:trPr>
-          <w:trHeight w:val="300"/>
-        </w:trPr>
-        <w:tc>
-          <w:tcPr>
-            <w:tcW w:w="645" w:type="dxa"/>
-            <w:tcBorders>
-              <w:top w:val="single" w:sz="8" w:space="0" w:color="747474" w:themeColor="background2" w:themeShade="80"/>
-              <w:left w:val="nil"/>
-              <w:bottom w:val="single" w:sz="8" w:space="0" w:color="747474" w:themeColor="background2" w:themeShade="80"/>
-              <w:right w:val="single" w:sz="8" w:space="0" w:color="747474" w:themeColor="background2" w:themeShade="80"/>
-            </w:tcBorders>
-            <w:tcMar>
-              <w:top w:w="14" w:type="dxa"/>
-              <w:left w:w="58" w:type="dxa"/>
-              <w:bottom w:w="14" w:type="dxa"/>
-              <w:right w:w="58" w:type="dxa"/>
-            </w:tcMar>
-            <w:vAlign w:val="center"/>
-          </w:tcPr>
-          <w:p>
-            <w:pPr>
-              <w:spacing w:after="0"/>
-            </w:pPr>
-            <w:r>
-              <w:rPr>
-                <w:rFonts w:ascii="Aptos" w:eastAsia="Aptos" w:hAnsi="Aptos" w:cs="Aptos"/>
-                <w:color w:val="262626" w:themeColor="text1" w:themeTint="D9"/>
-                <w:sz w:val="18"/>
-                <w:szCs w:val="18"/>
-              </w:rPr>
-              <w:t>12:</w:t>
-            </w:r>
-            <w:r>
-              <w:rPr>
-                <w:rFonts w:ascii="Aptos" w:eastAsia="Aptos" w:hAnsi="Aptos" w:cs="Aptos"/>
-                <w:color w:val="262626" w:themeColor="text1" w:themeTint="D9"/>
-                <w:sz w:val="18"/>
-                <w:szCs w:val="18"/>
-              </w:rPr>
-              <w:t>30</w:t>
-            </w:r>
-          </w:p>
-        </w:tc>
-        <w:tc>
-          <w:tcPr>
-            <w:tcW w:w="3022" w:type="dxa"/>
-            <w:vMerge/>
-            <w:vAlign w:val="center"/>
-          </w:tcPr>
-          <w:p/>
-        </w:tc>
-        <w:tc>
-          <w:tcPr>
-            <w:tcW w:w="3047" w:type="dxa"/>
-            <w:vMerge/>
-            <w:vAlign w:val="center"/>
-          </w:tcPr>
-          <w:p/>
-        </w:tc>
-        <w:tc>
-          <w:tcPr>
-            <w:tcW w:w="2376" w:type="dxa"/>
-            <w:vMerge/>
-            <w:vAlign w:val="center"/>
-          </w:tcPr>
-          <w:p/>
-        </w:tc>
-      </w:tr>
-      <w:tr>
-        <w:trPr>
-          <w:trHeight w:val="300"/>
-        </w:trPr>
-        <w:tc>
-          <w:tcPr>
-            <w:tcW w:w="645" w:type="dxa"/>
-            <w:tcBorders>
-              <w:top w:val="single" w:sz="8" w:space="0" w:color="747474" w:themeColor="background2" w:themeShade="80"/>
-              <w:left w:val="nil"/>
-              <w:bottom w:val="single" w:sz="8" w:space="0" w:color="747474" w:themeColor="background2" w:themeShade="80"/>
-              <w:right w:val="single" w:sz="8" w:space="0" w:color="747474" w:themeColor="background2" w:themeShade="80"/>
-            </w:tcBorders>
-            <w:tcMar>
-              <w:top w:w="14" w:type="dxa"/>
-              <w:left w:w="58" w:type="dxa"/>
-              <w:bottom w:w="14" w:type="dxa"/>
-              <w:right w:w="58" w:type="dxa"/>
-            </w:tcMar>
-            <w:vAlign w:val="center"/>
-          </w:tcPr>
-          <w:p>
-            <w:pPr>
-              <w:spacing w:after="0"/>
-            </w:pPr>
-            <w:r>
-              <w:rPr>
-                <w:rFonts w:ascii="Aptos" w:eastAsia="Aptos" w:hAnsi="Aptos" w:cs="Aptos"/>
-                <w:color w:val="262626" w:themeColor="text1" w:themeTint="D9"/>
-                <w:sz w:val="18"/>
-                <w:szCs w:val="18"/>
-              </w:rPr>
-              <w:t>13:00</w:t>
-            </w:r>
-          </w:p>
-        </w:tc>
-        <w:tc>
-          <w:tcPr>
-            <w:tcW w:w="3022" w:type="dxa"/>
-            <w:tcBorders>
-              <w:top w:val="nil"/>
-              <w:left w:val="single" w:sz="8" w:space="0" w:color="747474" w:themeColor="background2" w:themeShade="80"/>
-              <w:bottom w:val="single" w:sz="8" w:space="0" w:color="747474" w:themeColor="background2" w:themeShade="80"/>
-              <w:right w:val="single" w:sz="8" w:space="0" w:color="747474" w:themeColor="background2" w:themeShade="80"/>
-            </w:tcBorders>
-            <w:shd w:val="clear" w:color="auto" w:fill="FFFFFF" w:themeFill="background1"/>
-            <w:tcMar>
-              <w:top w:w="14" w:type="dxa"/>
-              <w:left w:w="58" w:type="dxa"/>
-              <w:bottom w:w="14" w:type="dxa"/>
-              <w:right w:w="58" w:type="dxa"/>
-            </w:tcMar>
-          </w:tcPr>
-          <w:p>
-            <w:pPr>
-              <w:spacing w:after="0"/>
-            </w:pPr>
-            <w:r>
-              <w:rPr>
-                <w:rFonts w:ascii="Aptos" w:eastAsia="Aptos" w:hAnsi="Aptos" w:cs="Aptos"/>
-                <w:b/>
-                <w:bCs/>
-                <w:color w:val="E97132" w:themeColor="accent2"/>
-                <w:sz w:val="18"/>
-                <w:szCs w:val="18"/>
-              </w:rPr>
-              <w:t>Irys</w:t>
-            </w:r>
-            <w:r>
-              <w:rPr>
-                <w:rFonts w:ascii="Aptos" w:eastAsia="Aptos" w:hAnsi="Aptos" w:cs="Aptos"/>
-                <w:b/>
-                <w:bCs/>
-                <w:color w:val="E97132" w:themeColor="accent2"/>
-                <w:sz w:val="18"/>
-                <w:szCs w:val="18"/>
-              </w:rPr>
-              <w:t xml:space="preserve"> </w:t>
-            </w:r>
-            <w:r>
-              <w:rPr>
-                <w:rFonts w:ascii="Aptos" w:eastAsia="Aptos" w:hAnsi="Aptos" w:cs="Aptos"/>
-                <w:b/>
-                <w:bCs/>
-                <w:color w:val="262626" w:themeColor="text1" w:themeTint="D9"/>
-                <w:sz w:val="18"/>
-                <w:szCs w:val="18"/>
-              </w:rPr>
-              <w:t>and</w:t>
-            </w:r>
-            <w:r>
-              <w:rPr>
-                <w:rFonts w:ascii="Aptos" w:eastAsia="Aptos" w:hAnsi="Aptos" w:cs="Aptos"/>
-                <w:b/>
-                <w:bCs/>
-                <w:color w:val="E97132" w:themeColor="accent2"/>
-                <w:sz w:val="18"/>
-                <w:szCs w:val="18"/>
-              </w:rPr>
-              <w:t xml:space="preserve"> Quadrant</w:t>
-            </w:r>
-            <w:r>
-              <w:rPr>
-                <w:rFonts w:ascii="Aptos" w:eastAsia="Aptos" w:hAnsi="Aptos" w:cs="Aptos"/>
-                <w:b/>
-                <w:bCs/>
-                <w:color w:val="414042"/>
-                <w:sz w:val="18"/>
-                <w:szCs w:val="18"/>
-              </w:rPr>
-              <w:t>: Use Mobile Location Data to Measure Population Movement and Activity Level Trends</w:t>
-            </w:r>
-          </w:p>
-          <w:p>
-            <w:pPr>
-              <w:spacing w:after="0"/>
-            </w:pPr>
-            <w:r>
-              <w:rPr>
-                <w:rFonts w:ascii="Aptos" w:eastAsia="Aptos" w:hAnsi="Aptos" w:cs="Aptos"/>
-                <w:b/>
-                <w:bCs/>
-                <w:color w:val="414042"/>
-                <w:sz w:val="12"/>
-                <w:szCs w:val="12"/>
-              </w:rPr>
-              <w:t xml:space="preserve"> </w:t>
-            </w:r>
-          </w:p>
-          <w:p>
-            <w:pPr>
-              <w:spacing w:after="0"/>
-            </w:pPr>
-            <w:r>
-              <w:rPr>
-                <w:rFonts w:ascii="Aptos" w:eastAsia="Aptos" w:hAnsi="Aptos" w:cs="Aptos"/>
-                <w:color w:val="404040" w:themeColor="text1" w:themeTint="BF"/>
-                <w:sz w:val="18"/>
-                <w:szCs w:val="18"/>
-              </w:rPr>
-              <w:t xml:space="preserve">Sebastian Mueller, Asian Development Bank </w:t>
-            </w:r>
-          </w:p>
-          <w:p>
-            <w:pPr>
-              <w:spacing w:after="0"/>
-            </w:pPr>
-            <w:r>
-              <w:rPr>
-                <w:rFonts w:ascii="Aptos" w:eastAsia="Aptos" w:hAnsi="Aptos" w:cs="Aptos"/>
-                <w:color w:val="404040" w:themeColor="text1" w:themeTint="BF"/>
-                <w:sz w:val="18"/>
-                <w:szCs w:val="18"/>
-              </w:rPr>
-              <w:t>Maria Sol Tadeo, World Bank</w:t>
-            </w:r>
-          </w:p>
-        </w:tc>
-        <w:tc>
-          <w:tcPr>
-            <w:tcW w:w="3047" w:type="dxa"/>
-            <w:tcBorders>
-              <w:top w:val="nil"/>
-              <w:left w:val="single" w:sz="8" w:space="0" w:color="747474" w:themeColor="background2" w:themeShade="80"/>
-              <w:bottom w:val="single" w:sz="8" w:space="0" w:color="747474" w:themeColor="background2" w:themeShade="80"/>
-              <w:right w:val="single" w:sz="8" w:space="0" w:color="747474" w:themeColor="background2" w:themeShade="80"/>
-            </w:tcBorders>
-            <w:shd w:val="clear" w:color="auto" w:fill="FFFFFF" w:themeFill="background1"/>
-            <w:tcMar>
-              <w:top w:w="14" w:type="dxa"/>
-              <w:left w:w="58" w:type="dxa"/>
-              <w:bottom w:w="14" w:type="dxa"/>
-              <w:right w:w="58" w:type="dxa"/>
-            </w:tcMar>
-          </w:tcPr>
-          <w:p>
-            <w:pPr>
-              <w:spacing w:after="0"/>
-            </w:pPr>
-            <w:r>
-              <w:rPr>
-                <w:rFonts w:ascii="Aptos" w:eastAsia="Aptos" w:hAnsi="Aptos" w:cs="Aptos"/>
-                <w:b/>
-                <w:bCs/>
-                <w:color w:val="E97132" w:themeColor="accent2"/>
-                <w:sz w:val="18"/>
-                <w:szCs w:val="18"/>
-              </w:rPr>
-              <w:t>OpenAI</w:t>
-            </w:r>
-            <w:r>
-              <w:rPr>
-                <w:rFonts w:ascii="Aptos" w:eastAsia="Aptos" w:hAnsi="Aptos" w:cs="Aptos"/>
-                <w:b/>
-                <w:bCs/>
-                <w:color w:val="414042"/>
-                <w:sz w:val="18"/>
-                <w:szCs w:val="18"/>
-              </w:rPr>
-              <w:t xml:space="preserve">: Work with </w:t>
-            </w:r>
-            <w:proofErr w:type="spellStart"/>
-            <w:r>
-              <w:rPr>
-                <w:rFonts w:ascii="Aptos" w:eastAsia="Aptos" w:hAnsi="Aptos" w:cs="Aptos"/>
-                <w:b/>
-                <w:bCs/>
-                <w:color w:val="414042"/>
-                <w:sz w:val="18"/>
-                <w:szCs w:val="18"/>
-              </w:rPr>
-              <w:t>OpenSignals</w:t>
-            </w:r>
-            <w:proofErr w:type="spellEnd"/>
-            <w:r>
-              <w:rPr>
-                <w:rFonts w:ascii="Aptos" w:eastAsia="Aptos" w:hAnsi="Aptos" w:cs="Aptos"/>
-                <w:b/>
-                <w:bCs/>
-                <w:color w:val="414042"/>
-                <w:sz w:val="18"/>
-                <w:szCs w:val="18"/>
-              </w:rPr>
-              <w:t xml:space="preserve"> Data to Understand How People Use ChatGPT</w:t>
-            </w:r>
-          </w:p>
-          <w:p>
-            <w:pPr>
-              <w:spacing w:after="0"/>
-            </w:pPr>
-            <w:r>
-              <w:rPr>
-                <w:rFonts w:ascii="Aptos" w:eastAsia="Aptos" w:hAnsi="Aptos" w:cs="Aptos"/>
-                <w:b/>
-                <w:bCs/>
-                <w:color w:val="414042"/>
-                <w:sz w:val="12"/>
-                <w:szCs w:val="12"/>
-              </w:rPr>
-              <w:t xml:space="preserve"> </w:t>
-            </w:r>
-          </w:p>
-          <w:p>
-            <w:pPr>
-              <w:spacing w:after="0"/>
-            </w:pPr>
-            <w:r>
-              <w:rPr>
-                <w:rFonts w:ascii="Aptos" w:eastAsia="Aptos" w:hAnsi="Aptos" w:cs="Aptos"/>
-                <w:color w:val="404040" w:themeColor="text1" w:themeTint="BF"/>
-                <w:sz w:val="18"/>
-                <w:szCs w:val="18"/>
-              </w:rPr>
-              <w:t>Alex Martin Richmond, OpenAI</w:t>
-            </w:r>
-          </w:p>
-        </w:tc>
-        <w:tc>
-          <w:tcPr>
-            <w:tcW w:w="2376" w:type="dxa"/>
-            <w:vMerge w:val="restart"/>
-            <w:tcBorders>
-              <w:top w:val="nil"/>
-              <w:left w:val="single" w:sz="8" w:space="0" w:color="747474" w:themeColor="background2" w:themeShade="80"/>
-              <w:bottom w:val="single" w:sz="8" w:space="0" w:color="747474" w:themeColor="background2" w:themeShade="80"/>
-              <w:right w:val="nil"/>
-            </w:tcBorders>
-            <w:shd w:val="clear" w:color="auto" w:fill="FFFFFF" w:themeFill="background1"/>
-            <w:tcMar>
-              <w:top w:w="14" w:type="dxa"/>
-              <w:left w:w="58" w:type="dxa"/>
-              <w:bottom w:w="14" w:type="dxa"/>
-              <w:right w:w="58" w:type="dxa"/>
-            </w:tcMar>
-          </w:tcPr>
-          <w:p>
-            <w:pPr>
-              <w:spacing w:after="0"/>
-            </w:pPr>
-            <w:r>
-              <w:rPr>
-                <w:rFonts w:ascii="Aptos" w:eastAsia="Aptos" w:hAnsi="Aptos" w:cs="Aptos"/>
-                <w:b/>
-                <w:bCs/>
-                <w:color w:val="E97132" w:themeColor="accent2"/>
-                <w:sz w:val="18"/>
-                <w:szCs w:val="18"/>
-              </w:rPr>
-              <w:t>ESRI</w:t>
-            </w:r>
-            <w:r>
-              <w:rPr>
-                <w:rFonts w:ascii="Aptos" w:eastAsia="Aptos" w:hAnsi="Aptos" w:cs="Aptos"/>
-                <w:b/>
-                <w:bCs/>
-                <w:color w:val="414042"/>
-                <w:sz w:val="18"/>
-                <w:szCs w:val="18"/>
-              </w:rPr>
-              <w:t>: Getting the Most Out of Living Atlas and ESRI Tools for Python and R Users</w:t>
-            </w:r>
-            <w:r>
-              <w:rPr>
-                <w:rFonts w:ascii="Aptos" w:eastAsia="Aptos" w:hAnsi="Aptos" w:cs="Aptos"/>
-                <w:color w:val="8C8A8B"/>
-                <w:sz w:val="16"/>
-                <w:szCs w:val="16"/>
-              </w:rPr>
-              <w:t xml:space="preserve"> (Part II)</w:t>
-            </w:r>
-          </w:p>
-          <w:p>
-            <w:pPr>
-              <w:spacing w:after="0"/>
-            </w:pPr>
-            <w:r>
-              <w:rPr>
-                <w:rFonts w:ascii="Aptos" w:eastAsia="Aptos" w:hAnsi="Aptos" w:cs="Aptos"/>
-                <w:color w:val="8C8A8B"/>
-                <w:sz w:val="12"/>
-                <w:szCs w:val="12"/>
-              </w:rPr>
-              <w:t xml:space="preserve"> </w:t>
-            </w:r>
-          </w:p>
-          <w:p>
-            <w:pPr>
-              <w:spacing w:after="0"/>
-            </w:pPr>
-            <w:r>
-              <w:rPr>
-                <w:rFonts w:ascii="Aptos" w:eastAsia="Aptos" w:hAnsi="Aptos" w:cs="Aptos"/>
-                <w:color w:val="404040" w:themeColor="text1" w:themeTint="BF"/>
-                <w:sz w:val="18"/>
-                <w:szCs w:val="18"/>
-              </w:rPr>
-              <w:t xml:space="preserve">Robert Rike, ESRI </w:t>
-            </w:r>
-          </w:p>
-          <w:p>
-            <w:pPr>
-              <w:spacing w:after="0"/>
-            </w:pPr>
-            <w:r>
-              <w:rPr>
-                <w:rFonts w:ascii="Aptos" w:eastAsia="Aptos" w:hAnsi="Aptos" w:cs="Aptos"/>
-                <w:color w:val="404040" w:themeColor="text1" w:themeTint="BF"/>
-                <w:sz w:val="18"/>
-                <w:szCs w:val="18"/>
-              </w:rPr>
-              <w:t>Daeun Kang, IDB</w:t>
-            </w:r>
-          </w:p>
-        </w:tc>
-      </w:tr>
-      <w:tr>
-        <w:trPr>
-          <w:trHeight w:val="300"/>
-        </w:trPr>
-        <w:tc>
-          <w:tcPr>
-            <w:tcW w:w="645" w:type="dxa"/>
-            <w:tcBorders>
-              <w:top w:val="single" w:sz="8" w:space="0" w:color="747474" w:themeColor="background2" w:themeShade="80"/>
-              <w:left w:val="nil"/>
-              <w:bottom w:val="single" w:sz="8" w:space="0" w:color="747474" w:themeColor="background2" w:themeShade="80"/>
-              <w:right w:val="single" w:sz="8" w:space="0" w:color="747474" w:themeColor="background2" w:themeShade="80"/>
-            </w:tcBorders>
-            <w:tcMar>
-              <w:top w:w="14" w:type="dxa"/>
-              <w:left w:w="58" w:type="dxa"/>
-              <w:bottom w:w="14" w:type="dxa"/>
-              <w:right w:w="58" w:type="dxa"/>
-            </w:tcMar>
-            <w:vAlign w:val="center"/>
-          </w:tcPr>
-          <w:p>
-            <w:pPr>
-              <w:spacing w:after="0"/>
-            </w:pPr>
-            <w:r>
-              <w:rPr>
-                <w:rFonts w:ascii="Aptos" w:eastAsia="Aptos" w:hAnsi="Aptos" w:cs="Aptos"/>
-                <w:color w:val="262626" w:themeColor="text1" w:themeTint="D9"/>
-                <w:sz w:val="18"/>
-                <w:szCs w:val="18"/>
-              </w:rPr>
-              <w:t>13:30</w:t>
-            </w:r>
-          </w:p>
-        </w:tc>
-        <w:tc>
-          <w:tcPr>
-            <w:tcW w:w="3022" w:type="dxa"/>
-            <w:tcBorders>
-              <w:top w:val="single" w:sz="8" w:space="0" w:color="747474" w:themeColor="background2" w:themeShade="80"/>
-              <w:left w:val="single" w:sz="8" w:space="0" w:color="747474" w:themeColor="background2" w:themeShade="80"/>
-              <w:bottom w:val="single" w:sz="8" w:space="0" w:color="747474" w:themeColor="background2" w:themeShade="80"/>
-              <w:right w:val="single" w:sz="8" w:space="0" w:color="747474" w:themeColor="background2" w:themeShade="80"/>
-            </w:tcBorders>
-            <w:shd w:val="clear" w:color="auto" w:fill="FFFFFF" w:themeFill="background1"/>
-            <w:tcMar>
-              <w:top w:w="14" w:type="dxa"/>
-              <w:left w:w="58" w:type="dxa"/>
-              <w:bottom w:w="14" w:type="dxa"/>
-              <w:right w:w="58" w:type="dxa"/>
-            </w:tcMar>
-          </w:tcPr>
-          <w:p>
-            <w:pPr>
-              <w:spacing w:after="0"/>
-            </w:pPr>
-            <w:r>
-              <w:rPr>
-                <w:rFonts w:ascii="Aptos" w:eastAsia="Aptos" w:hAnsi="Aptos" w:cs="Aptos"/>
-                <w:color w:val="000000" w:themeColor="text1"/>
-              </w:rPr>
-              <w:t xml:space="preserve"> </w:t>
-            </w:r>
-          </w:p>
-        </w:tc>
-        <w:tc>
-          <w:tcPr>
-            <w:tcW w:w="3047" w:type="dxa"/>
-            <w:vMerge w:val="restart"/>
-            <w:tcBorders>
-              <w:top w:val="single" w:sz="8" w:space="0" w:color="747474" w:themeColor="background2" w:themeShade="80"/>
-              <w:left w:val="single" w:sz="8" w:space="0" w:color="747474" w:themeColor="background2" w:themeShade="80"/>
-              <w:bottom w:val="nil"/>
-              <w:right w:val="single" w:sz="8" w:space="0" w:color="747474" w:themeColor="background2" w:themeShade="80"/>
-            </w:tcBorders>
-            <w:shd w:val="clear" w:color="auto" w:fill="FFFFFF" w:themeFill="background1"/>
-            <w:tcMar>
-              <w:top w:w="14" w:type="dxa"/>
-              <w:left w:w="58" w:type="dxa"/>
-              <w:bottom w:w="14" w:type="dxa"/>
-              <w:right w:w="58" w:type="dxa"/>
-            </w:tcMar>
-          </w:tcPr>
-          <w:p>
-            <w:pPr>
-              <w:spacing w:after="0"/>
-            </w:pPr>
-            <w:r>
-              <w:rPr>
-                <w:rFonts w:ascii="Aptos" w:eastAsia="Aptos" w:hAnsi="Aptos" w:cs="Aptos"/>
-                <w:b/>
-                <w:bCs/>
-                <w:color w:val="E97132" w:themeColor="accent2"/>
-                <w:sz w:val="18"/>
-                <w:szCs w:val="18"/>
-              </w:rPr>
-              <w:t>LinkedIn</w:t>
-            </w:r>
-            <w:r>
-              <w:rPr>
-                <w:rFonts w:ascii="Aptos" w:eastAsia="Aptos" w:hAnsi="Aptos" w:cs="Aptos"/>
-                <w:b/>
-                <w:bCs/>
-                <w:color w:val="414042"/>
-                <w:sz w:val="18"/>
-                <w:szCs w:val="18"/>
-              </w:rPr>
-              <w:t xml:space="preserve"> and </w:t>
-            </w:r>
-            <w:r>
-              <w:rPr>
-                <w:rFonts w:ascii="Aptos" w:eastAsia="Aptos" w:hAnsi="Aptos" w:cs="Aptos"/>
-                <w:b/>
-                <w:bCs/>
-                <w:color w:val="E97132" w:themeColor="accent2"/>
-                <w:sz w:val="18"/>
-                <w:szCs w:val="18"/>
-              </w:rPr>
-              <w:t>GitHub</w:t>
-            </w:r>
-            <w:r>
-              <w:rPr>
-                <w:rFonts w:ascii="Aptos" w:eastAsia="Aptos" w:hAnsi="Aptos" w:cs="Aptos"/>
-                <w:b/>
-                <w:bCs/>
-                <w:color w:val="414042"/>
-                <w:sz w:val="18"/>
-                <w:szCs w:val="18"/>
-              </w:rPr>
-              <w:t>: Learn to Use Economic and Innovation Graph Data to Measure</w:t>
-            </w:r>
-            <w:r>
-              <w:rPr>
-                <w:rFonts w:ascii="Aptos" w:eastAsia="Aptos" w:hAnsi="Aptos" w:cs="Aptos"/>
-                <w:b/>
-                <w:bCs/>
-                <w:color w:val="414042"/>
-                <w:sz w:val="18"/>
-                <w:szCs w:val="18"/>
-              </w:rPr>
-              <w:t xml:space="preserve"> </w:t>
-            </w:r>
-            <w:r>
-              <w:rPr>
-                <w:rFonts w:ascii="Aptos" w:eastAsia="Aptos" w:hAnsi="Aptos" w:cs="Aptos"/>
-                <w:b/>
-                <w:bCs/>
-                <w:color w:val="414042"/>
-                <w:sz w:val="18"/>
-                <w:szCs w:val="18"/>
-              </w:rPr>
-              <w:t xml:space="preserve">Labor Trends </w:t>
-            </w:r>
-          </w:p>
-          <w:p>
-            <w:pPr>
-              <w:spacing w:after="0"/>
-            </w:pPr>
-            <w:r>
-              <w:rPr>
-                <w:rFonts w:ascii="Aptos" w:eastAsia="Aptos" w:hAnsi="Aptos" w:cs="Aptos"/>
-                <w:b/>
-                <w:bCs/>
-                <w:color w:val="414042"/>
-                <w:sz w:val="12"/>
-                <w:szCs w:val="12"/>
-              </w:rPr>
-              <w:t xml:space="preserve"> </w:t>
-            </w:r>
-          </w:p>
-          <w:p>
-            <w:pPr>
-              <w:spacing w:after="0"/>
-              <w:rPr>
-                <w:rFonts w:ascii="Aptos" w:eastAsia="Aptos" w:hAnsi="Aptos" w:cs="Aptos"/>
-                <w:color w:val="404040" w:themeColor="text1" w:themeTint="BF"/>
-                <w:sz w:val="18"/>
-                <w:szCs w:val="18"/>
-              </w:rPr>
-            </w:pPr>
-            <w:r>
-              <w:rPr>
-                <w:rFonts w:ascii="Aptos" w:eastAsia="Aptos" w:hAnsi="Aptos" w:cs="Aptos"/>
-                <w:color w:val="404040" w:themeColor="text1" w:themeTint="BF"/>
-                <w:sz w:val="18"/>
-                <w:szCs w:val="18"/>
-              </w:rPr>
-              <w:t>Ros</w:t>
-            </w:r>
-            <w:r>
-              <w:rPr>
-                <w:rFonts w:ascii="Aptos" w:eastAsia="Aptos" w:hAnsi="Aptos" w:cs="Aptos"/>
-                <w:color w:val="404040" w:themeColor="text1" w:themeTint="BF"/>
-                <w:sz w:val="18"/>
-                <w:szCs w:val="18"/>
-              </w:rPr>
-              <w:t>ie Hood</w:t>
-            </w:r>
-            <w:r>
-              <w:rPr>
-                <w:rFonts w:ascii="Aptos" w:eastAsia="Aptos" w:hAnsi="Aptos" w:cs="Aptos"/>
-                <w:color w:val="404040" w:themeColor="text1" w:themeTint="BF"/>
-                <w:sz w:val="18"/>
-                <w:szCs w:val="18"/>
-              </w:rPr>
-              <w:t xml:space="preserve"> (tbc)</w:t>
-            </w:r>
-            <w:r>
-              <w:rPr>
-                <w:rFonts w:ascii="Aptos" w:eastAsia="Aptos" w:hAnsi="Aptos" w:cs="Aptos"/>
-                <w:color w:val="404040" w:themeColor="text1" w:themeTint="BF"/>
-                <w:sz w:val="18"/>
-                <w:szCs w:val="18"/>
-              </w:rPr>
-              <w:t>, LinkedIn</w:t>
-            </w:r>
-          </w:p>
-          <w:p>
-            <w:pPr>
-              <w:spacing w:after="0"/>
-            </w:pPr>
-            <w:r>
-              <w:rPr>
-                <w:rFonts w:ascii="Aptos" w:eastAsia="Aptos" w:hAnsi="Aptos" w:cs="Aptos"/>
-                <w:color w:val="404040" w:themeColor="text1" w:themeTint="BF"/>
-                <w:sz w:val="18"/>
-                <w:szCs w:val="18"/>
-              </w:rPr>
-              <w:t>tbc, GitHub</w:t>
-            </w:r>
-          </w:p>
-          <w:p>
-            <w:pPr>
-              <w:spacing w:after="0"/>
-            </w:pPr>
-            <w:r>
-              <w:rPr>
-                <w:rFonts w:ascii="Aptos" w:eastAsia="Aptos" w:hAnsi="Aptos" w:cs="Aptos"/>
-                <w:color w:val="404040" w:themeColor="text1" w:themeTint="BF"/>
-                <w:sz w:val="18"/>
-                <w:szCs w:val="18"/>
-              </w:rPr>
-              <w:t>tbc, World Bank</w:t>
-            </w:r>
-            <w:r>
-              <w:rPr>
-                <w:rFonts w:ascii="Aptos" w:eastAsia="Aptos" w:hAnsi="Aptos" w:cs="Aptos"/>
-                <w:color w:val="404040" w:themeColor="text1" w:themeTint="BF"/>
-                <w:sz w:val="18"/>
-                <w:szCs w:val="18"/>
-              </w:rPr>
-              <w:t xml:space="preserve"> Group</w:t>
-            </w:r>
-          </w:p>
-        </w:tc>
-        <w:tc>
-          <w:tcPr>
-            <w:tcW w:w="2376" w:type="dxa"/>
-            <w:vMerge/>
-            <w:vAlign w:val="center"/>
-          </w:tcPr>
-          <w:p/>
-        </w:tc>
-      </w:tr>
-      <w:tr>
-        <w:trPr>
-          <w:trHeight w:val="300"/>
-        </w:trPr>
-        <w:tc>
-          <w:tcPr>
-            <w:tcW w:w="645" w:type="dxa"/>
-            <w:tcBorders>
-              <w:top w:val="single" w:sz="8" w:space="0" w:color="747474" w:themeColor="background2" w:themeShade="80"/>
-              <w:left w:val="nil"/>
-              <w:bottom w:val="single" w:sz="8" w:space="0" w:color="747474" w:themeColor="background2" w:themeShade="80"/>
-              <w:right w:val="single" w:sz="8" w:space="0" w:color="747474" w:themeColor="background2" w:themeShade="80"/>
-            </w:tcBorders>
-            <w:tcMar>
-              <w:top w:w="14" w:type="dxa"/>
-              <w:left w:w="58" w:type="dxa"/>
-              <w:bottom w:w="14" w:type="dxa"/>
-              <w:right w:w="58" w:type="dxa"/>
-            </w:tcMar>
-            <w:vAlign w:val="center"/>
-          </w:tcPr>
-          <w:p>
-            <w:pPr>
-              <w:spacing w:after="0"/>
-            </w:pPr>
-            <w:r>
-              <w:rPr>
-                <w:rFonts w:ascii="Aptos" w:eastAsia="Aptos" w:hAnsi="Aptos" w:cs="Aptos"/>
-                <w:color w:val="262626" w:themeColor="text1" w:themeTint="D9"/>
-                <w:sz w:val="18"/>
-                <w:szCs w:val="18"/>
-              </w:rPr>
-              <w:t>14:00</w:t>
-            </w:r>
-          </w:p>
-        </w:tc>
-        <w:tc>
-          <w:tcPr>
-            <w:tcW w:w="3022" w:type="dxa"/>
-            <w:tcBorders>
-              <w:top w:val="single" w:sz="8" w:space="0" w:color="747474" w:themeColor="background2" w:themeShade="80"/>
-              <w:left w:val="single" w:sz="8" w:space="0" w:color="747474" w:themeColor="background2" w:themeShade="80"/>
-              <w:bottom w:val="single" w:sz="8" w:space="0" w:color="747474" w:themeColor="background2" w:themeShade="80"/>
-              <w:right w:val="single" w:sz="8" w:space="0" w:color="747474" w:themeColor="background2" w:themeShade="80"/>
-            </w:tcBorders>
-            <w:shd w:val="clear" w:color="auto" w:fill="FFFFFF" w:themeFill="background1"/>
-            <w:tcMar>
-              <w:top w:w="14" w:type="dxa"/>
-              <w:left w:w="58" w:type="dxa"/>
-              <w:bottom w:w="14" w:type="dxa"/>
-              <w:right w:w="58" w:type="dxa"/>
-            </w:tcMar>
-          </w:tcPr>
-          <w:p>
-            <w:pPr>
-              <w:spacing w:after="0"/>
-            </w:pPr>
-            <w:r>
-              <w:rPr>
-                <w:rFonts w:ascii="Aptos" w:eastAsia="Aptos" w:hAnsi="Aptos" w:cs="Aptos"/>
-                <w:color w:val="000000" w:themeColor="text1"/>
-              </w:rPr>
-              <w:t xml:space="preserve"> </w:t>
-            </w:r>
-          </w:p>
-        </w:tc>
-        <w:tc>
-          <w:tcPr>
-            <w:tcW w:w="3047" w:type="dxa"/>
-            <w:vMerge/>
-            <w:vAlign w:val="center"/>
-          </w:tcPr>
-          <w:p/>
-        </w:tc>
-        <w:tc>
-          <w:tcPr>
-            <w:tcW w:w="2376" w:type="dxa"/>
-            <w:vMerge/>
-            <w:vAlign w:val="center"/>
-          </w:tcPr>
-          <w:p/>
-        </w:tc>
-      </w:tr>
-      <w:tr>
-        <w:trPr>
-          <w:trHeight w:val="300"/>
-        </w:trPr>
-        <w:tc>
-          <w:tcPr>
-            <w:tcW w:w="645" w:type="dxa"/>
-            <w:tcBorders>
-              <w:top w:val="single" w:sz="8" w:space="0" w:color="747474" w:themeColor="background2" w:themeShade="80"/>
-              <w:left w:val="nil"/>
-              <w:bottom w:val="nil"/>
-              <w:right w:val="single" w:sz="8" w:space="0" w:color="747474" w:themeColor="background2" w:themeShade="80"/>
-            </w:tcBorders>
-            <w:tcMar>
-              <w:top w:w="14" w:type="dxa"/>
-              <w:left w:w="58" w:type="dxa"/>
-              <w:bottom w:w="14" w:type="dxa"/>
-              <w:right w:w="58" w:type="dxa"/>
-            </w:tcMar>
-            <w:vAlign w:val="center"/>
-          </w:tcPr>
-          <w:p>
-            <w:pPr>
-              <w:spacing w:after="0"/>
-            </w:pPr>
-            <w:r>
-              <w:rPr>
-                <w:rFonts w:ascii="Aptos" w:eastAsia="Aptos" w:hAnsi="Aptos" w:cs="Aptos"/>
-                <w:color w:val="262626" w:themeColor="text1" w:themeTint="D9"/>
-                <w:sz w:val="18"/>
-                <w:szCs w:val="18"/>
-              </w:rPr>
-              <w:t>14:30</w:t>
-            </w:r>
-          </w:p>
-        </w:tc>
-        <w:tc>
-          <w:tcPr>
-            <w:tcW w:w="3022" w:type="dxa"/>
-            <w:tcBorders>
-              <w:top w:val="single" w:sz="8" w:space="0" w:color="747474" w:themeColor="background2" w:themeShade="80"/>
-              <w:left w:val="single" w:sz="8" w:space="0" w:color="747474" w:themeColor="background2" w:themeShade="80"/>
-              <w:bottom w:val="nil"/>
-              <w:right w:val="single" w:sz="8" w:space="0" w:color="747474" w:themeColor="background2" w:themeShade="80"/>
-            </w:tcBorders>
-            <w:shd w:val="clear" w:color="auto" w:fill="FFFFFF" w:themeFill="background1"/>
-            <w:tcMar>
-              <w:top w:w="14" w:type="dxa"/>
-              <w:left w:w="58" w:type="dxa"/>
-              <w:bottom w:w="14" w:type="dxa"/>
-              <w:right w:w="58" w:type="dxa"/>
-            </w:tcMar>
-          </w:tcPr>
-          <w:p>
-            <w:pPr>
-              <w:spacing w:after="0"/>
-            </w:pPr>
-            <w:r>
-              <w:rPr>
-                <w:rFonts w:ascii="Aptos" w:eastAsia="Aptos" w:hAnsi="Aptos" w:cs="Aptos"/>
-                <w:color w:val="000000" w:themeColor="text1"/>
-              </w:rPr>
-              <w:t xml:space="preserve"> </w:t>
-            </w:r>
-          </w:p>
-        </w:tc>
-        <w:tc>
-          <w:tcPr>
-            <w:tcW w:w="3047" w:type="dxa"/>
-            <w:vMerge/>
-            <w:vAlign w:val="center"/>
-          </w:tcPr>
-          <w:p/>
-        </w:tc>
-        <w:tc>
-          <w:tcPr>
-            <w:tcW w:w="2376" w:type="dxa"/>
-            <w:tcBorders>
-              <w:top w:val="nil"/>
-              <w:left w:val="nil"/>
-              <w:bottom w:val="nil"/>
-              <w:right w:val="nil"/>
-            </w:tcBorders>
-            <w:shd w:val="clear" w:color="auto" w:fill="FFFFFF" w:themeFill="background1"/>
-            <w:tcMar>
-              <w:top w:w="14" w:type="dxa"/>
-              <w:left w:w="58" w:type="dxa"/>
-              <w:bottom w:w="14" w:type="dxa"/>
-              <w:right w:w="58" w:type="dxa"/>
-            </w:tcMar>
-          </w:tcPr>
-          <w:p>
-            <w:pPr>
-              <w:spacing w:after="0"/>
-              <w:rPr>
-                <w:rFonts w:ascii="Aptos" w:eastAsia="Aptos" w:hAnsi="Aptos" w:cs="Aptos"/>
-                <w:color w:val="000000" w:themeColor="text1"/>
-              </w:rPr>
-            </w:pPr>
-          </w:p>
-        </w:tc>
-      </w:tr>
-    </w:tbl>
-    <w:p>
-      <w:pPr>
-        <w:keepNext/>
-        <w:keepLines/>
-        <w:spacing w:after="0" w:line="240" w:lineRule="auto"/>
-        <w:rPr>
-          <w:rFonts w:ascii="Aptos" w:eastAsia="Aptos" w:hAnsi="Aptos" w:cs="Aptos"/>
-          <w:color w:val="3A3A3A" w:themeColor="background2" w:themeShade="40"/>
-          <w:sz w:val="22"/>
-          <w:szCs w:val="22"/>
-        </w:rPr>
-      </w:pPr>
-    </w:p>
-    <w:p>
-      <w:pPr>
-        <w:keepNext/>
-        <w:keepLines/>
-        <w:spacing w:after="0" w:line="240" w:lineRule="auto"/>
-      </w:pPr>
-      <w:r>
-        <w:rPr>
-          <w:rFonts w:ascii="Aptos" w:eastAsia="Aptos" w:hAnsi="Aptos" w:cs="Aptos"/>
-          <w:color w:val="3A3A3A" w:themeColor="background2" w:themeShade="40"/>
-          <w:sz w:val="22"/>
-          <w:szCs w:val="22"/>
-        </w:rPr>
-        <w:t xml:space="preserve"> </w:t>
-      </w:r>
-    </w:p>
-    <w:p>
-      <w:pPr>
-        <w:keepNext/>
-        <w:keepLines/>
-        <w:shd w:val="clear" w:color="auto" w:fill="FFFFFF" w:themeFill="background1"/>
-        <w:spacing w:after="0" w:line="240" w:lineRule="auto"/>
-        <w:ind w:left="-810"/>
-        <w:rPr>
-          <w:rFonts w:ascii="Aptos" w:eastAsia="Aptos" w:hAnsi="Aptos" w:cs="Aptos"/>
-          <w:color w:val="000000" w:themeColor="text1"/>
-          <w:sz w:val="22"/>
-          <w:szCs w:val="22"/>
-        </w:rPr>
-      </w:pPr>
     </w:p>
     <w:sectPr>
       <w:headerReference w:type="default" r:id="rId12"/>

--- a/content/updates/partnership-day-2026/Agenda 1.docx
+++ b/content/updates/partnership-day-2026/Agenda 1.docx
@@ -2040,6 +2040,17 @@
               </w:rPr>
               <w:t xml:space="preserve">Mapping Human Displacement in Sub-Saharan Africa Using Nighttime Lights </w:t>
             </w:r>
+            <w:r>
+              <w:rPr>
+                <w:rFonts w:ascii="Aptos" w:eastAsia="Aptos" w:hAnsi="Aptos" w:cs="Aptos"/>
+                <w:b/>
+                <w:bCs/>
+                <w:color w:val="484650"/>
+                <w:sz w:val="20"/>
+                <w:szCs w:val="20"/>
+              </w:rPr>
+              <w:t>and Meta data</w:t>
+            </w:r>
           </w:p>
           <w:p>
             <w:pPr>
@@ -2282,11 +2293,7 @@
         </w:rPr>
       </w:pPr>
     </w:p>
-    <w:p>
-      <w:r>
-        <w:br w:type="page"/>
-      </w:r>
-    </w:p>
+    <w:p/>
     <w:sectPr>
       <w:headerReference w:type="default" r:id="rId12"/>
       <w:footerReference w:type="even" r:id="rId13"/>

--- a/content/updates/partnership-day-2026/Agenda 1.docx
+++ b/content/updates/partnership-day-2026/Agenda 1.docx
@@ -2022,8 +2022,6 @@
               <w:spacing w:after="0"/>
               <w:rPr>
                 <w:rFonts w:ascii="Aptos" w:eastAsia="Aptos" w:hAnsi="Aptos" w:cs="Aptos"/>
-                <w:b/>
-                <w:bCs/>
                 <w:color w:val="484650"/>
                 <w:sz w:val="20"/>
                 <w:szCs w:val="20"/>
@@ -2049,7 +2047,38 @@
                 <w:sz w:val="20"/>
                 <w:szCs w:val="20"/>
               </w:rPr>
-              <w:t>and Meta data</w:t>
+              <w:t xml:space="preserve">and </w:t>
+            </w:r>
+            <w:r>
+              <w:rPr>
+                <w:rFonts w:ascii="Aptos" w:hAnsi="Aptos"/>
+                <w:b/>
+                <w:bCs/>
+                <w:color w:val="484650"/>
+                <w:sz w:val="20"/>
+                <w:szCs w:val="20"/>
+                <w:shd w:val="clear" w:color="auto" w:fill="FFFFFF"/>
+              </w:rPr>
+              <w:t>Meta’s High Resolution Population Data</w:t>
+            </w:r>
+            <w:r>
+              <w:rPr>
+                <w:rFonts w:ascii="Aptos" w:hAnsi="Aptos"/>
+                <w:color w:val="484650"/>
+                <w:sz w:val="20"/>
+                <w:szCs w:val="20"/>
+                <w:shd w:val="clear" w:color="auto" w:fill="FFFFFF"/>
+              </w:rPr>
+              <w:t> </w:t>
+            </w:r>
+            <w:r>
+              <w:rPr>
+                <w:rFonts w:ascii="Aptos" w:eastAsia="Aptos" w:hAnsi="Aptos" w:cs="Aptos"/>
+                <w:color w:val="484650"/>
+                <w:sz w:val="20"/>
+                <w:szCs w:val="20"/>
+              </w:rPr>
+              <w:t xml:space="preserve"> </w:t>
             </w:r>
           </w:p>
           <w:p>
@@ -2083,7 +2112,25 @@
                 <w:sz w:val="20"/>
                 <w:szCs w:val="20"/>
               </w:rPr>
-              <w:t xml:space="preserve">, African Development Bank  </w:t>
+              <w:t xml:space="preserve">, </w:t>
+            </w:r>
+            <w:r>
+              <w:rPr>
+                <w:rFonts w:ascii="Aptos" w:eastAsia="Aptos" w:hAnsi="Aptos" w:cs="Aptos"/>
+                <w:color w:val="484650"/>
+                <w:sz w:val="20"/>
+                <w:szCs w:val="20"/>
+              </w:rPr>
+              <w:t xml:space="preserve">Senior Data Scientist, </w:t>
+            </w:r>
+            <w:r>
+              <w:rPr>
+                <w:rFonts w:ascii="Aptos" w:eastAsia="Aptos" w:hAnsi="Aptos" w:cs="Aptos"/>
+                <w:color w:val="484650"/>
+                <w:sz w:val="20"/>
+                <w:szCs w:val="20"/>
+              </w:rPr>
+              <w:t xml:space="preserve">African Development Bank  </w:t>
             </w:r>
           </w:p>
         </w:tc>

--- a/content/updates/partnership-day-2026/Agenda 1.docx
+++ b/content/updates/partnership-day-2026/Agenda 1.docx
@@ -91,14 +91,42 @@
         <w:spacing w:after="0" w:line="240" w:lineRule="auto"/>
       </w:pPr>
     </w:p>
+    <w:p>
+      <w:pPr>
+        <w:keepNext/>
+        <w:keepLines/>
+        <w:spacing w:after="0" w:line="240" w:lineRule="auto"/>
+        <w:jc w:val="center"/>
+        <w:rPr>
+          <w:color w:val="E97132" w:themeColor="accent2"/>
+          <w:sz w:val="28"/>
+          <w:szCs w:val="28"/>
+        </w:rPr>
+      </w:pPr>
+      <w:r>
+        <w:rPr>
+          <w:color w:val="E97132" w:themeColor="accent2"/>
+          <w:sz w:val="28"/>
+          <w:szCs w:val="28"/>
+        </w:rPr>
+        <w:t>DRAFT AGENDA</w:t>
+      </w:r>
+    </w:p>
+    <w:p>
+      <w:pPr>
+        <w:keepNext/>
+        <w:keepLines/>
+        <w:spacing w:after="0" w:line="240" w:lineRule="auto"/>
+      </w:pPr>
+    </w:p>
     <w:tbl>
       <w:tblPr>
         <w:tblW w:w="0" w:type="auto"/>
         <w:tblLook w:val="04A0" w:firstRow="1" w:lastRow="0" w:firstColumn="1" w:lastColumn="0" w:noHBand="0" w:noVBand="1"/>
       </w:tblPr>
       <w:tblGrid>
-        <w:gridCol w:w="1237"/>
-        <w:gridCol w:w="3200"/>
+        <w:gridCol w:w="900"/>
+        <w:gridCol w:w="2903"/>
         <w:gridCol w:w="4653"/>
       </w:tblGrid>
       <w:tr>
@@ -107,7 +135,7 @@
         </w:trPr>
         <w:tc>
           <w:tcPr>
-            <w:tcW w:w="1237" w:type="dxa"/>
+            <w:tcW w:w="900" w:type="dxa"/>
             <w:tcBorders>
               <w:top w:val="nil"/>
               <w:left w:val="nil"/>
@@ -135,7 +163,7 @@
         </w:tc>
         <w:tc>
           <w:tcPr>
-            <w:tcW w:w="3200" w:type="dxa"/>
+            <w:tcW w:w="2903" w:type="dxa"/>
             <w:tcBorders>
               <w:top w:val="nil"/>
               <w:left w:val="nil"/>
@@ -196,7 +224,7 @@
         </w:trPr>
         <w:tc>
           <w:tcPr>
-            <w:tcW w:w="1237" w:type="dxa"/>
+            <w:tcW w:w="900" w:type="dxa"/>
             <w:tcBorders>
               <w:top w:val="single" w:sz="8" w:space="0" w:color="E6E6E6"/>
               <w:left w:val="nil"/>
@@ -222,7 +250,7 @@
         </w:tc>
         <w:tc>
           <w:tcPr>
-            <w:tcW w:w="3200" w:type="dxa"/>
+            <w:tcW w:w="2903" w:type="dxa"/>
             <w:tcBorders>
               <w:top w:val="single" w:sz="8" w:space="0" w:color="E6E6E6"/>
               <w:left w:val="nil"/>
@@ -275,11 +303,11 @@
       </w:tr>
       <w:tr>
         <w:trPr>
-          <w:trHeight w:val="285"/>
+          <w:trHeight w:val="268"/>
         </w:trPr>
         <w:tc>
           <w:tcPr>
-            <w:tcW w:w="1237" w:type="dxa"/>
+            <w:tcW w:w="900" w:type="dxa"/>
             <w:tcBorders>
               <w:top w:val="single" w:sz="8" w:space="0" w:color="E6E6E6"/>
               <w:left w:val="nil"/>
@@ -305,7 +333,7 @@
         </w:tc>
         <w:tc>
           <w:tcPr>
-            <w:tcW w:w="3200" w:type="dxa"/>
+            <w:tcW w:w="2903" w:type="dxa"/>
             <w:tcBorders>
               <w:top w:val="single" w:sz="8" w:space="0" w:color="E6E6E6"/>
               <w:left w:val="nil"/>
@@ -345,11 +373,11 @@
       </w:tr>
       <w:tr>
         <w:trPr>
-          <w:trHeight w:val="975"/>
+          <w:trHeight w:val="655"/>
         </w:trPr>
         <w:tc>
           <w:tcPr>
-            <w:tcW w:w="1237" w:type="dxa"/>
+            <w:tcW w:w="900" w:type="dxa"/>
             <w:tcBorders>
               <w:top w:val="single" w:sz="8" w:space="0" w:color="E6E6E6"/>
               <w:left w:val="nil"/>
@@ -372,7 +400,7 @@
         </w:tc>
         <w:tc>
           <w:tcPr>
-            <w:tcW w:w="3200" w:type="dxa"/>
+            <w:tcW w:w="2903" w:type="dxa"/>
             <w:tcBorders>
               <w:top w:val="single" w:sz="8" w:space="0" w:color="E6E6E6"/>
               <w:left w:val="nil"/>
@@ -487,7 +515,7 @@
         </w:trPr>
         <w:tc>
           <w:tcPr>
-            <w:tcW w:w="1237" w:type="dxa"/>
+            <w:tcW w:w="900" w:type="dxa"/>
             <w:tcBorders>
               <w:top w:val="single" w:sz="8" w:space="0" w:color="E6E6E6"/>
               <w:left w:val="nil"/>
@@ -537,7 +565,7 @@
         </w:tc>
         <w:tc>
           <w:tcPr>
-            <w:tcW w:w="3200" w:type="dxa"/>
+            <w:tcW w:w="2903" w:type="dxa"/>
             <w:tcBorders>
               <w:top w:val="single" w:sz="8" w:space="0" w:color="E6E6E6"/>
               <w:left w:val="nil"/>
@@ -611,11 +639,11 @@
       </w:tr>
       <w:tr>
         <w:trPr>
-          <w:trHeight w:val="3346"/>
+          <w:trHeight w:val="3175"/>
         </w:trPr>
         <w:tc>
           <w:tcPr>
-            <w:tcW w:w="1237" w:type="dxa"/>
+            <w:tcW w:w="900" w:type="dxa"/>
             <w:tcBorders>
               <w:top w:val="single" w:sz="8" w:space="0" w:color="E6E6E6"/>
               <w:left w:val="nil"/>
@@ -650,7 +678,7 @@
         </w:tc>
         <w:tc>
           <w:tcPr>
-            <w:tcW w:w="3200" w:type="dxa"/>
+            <w:tcW w:w="2903" w:type="dxa"/>
             <w:tcBorders>
               <w:top w:val="single" w:sz="8" w:space="0" w:color="E6E6E6"/>
               <w:left w:val="nil"/>
@@ -823,16 +851,36 @@
                 <w:sz w:val="20"/>
                 <w:szCs w:val="20"/>
               </w:rPr>
-              <w:t>Casey Weston,</w:t>
-            </w:r>
-            <w:r>
-              <w:rPr>
-                <w:rFonts w:ascii="Aptos" w:eastAsia="Aptos" w:hAnsi="Aptos" w:cs="Aptos"/>
-                <w:color w:val="484650"/>
-                <w:sz w:val="20"/>
-                <w:szCs w:val="20"/>
-              </w:rPr>
-              <w:t xml:space="preserve"> Senior Manager, LinkedIn (Moderator) </w:t>
+              <w:t xml:space="preserve">Rosie Hood, </w:t>
+            </w:r>
+            <w:r>
+              <w:rPr>
+                <w:rFonts w:ascii="Aptos" w:eastAsia="Aptos" w:hAnsi="Aptos" w:cs="Aptos"/>
+                <w:color w:val="484650"/>
+                <w:sz w:val="20"/>
+                <w:szCs w:val="20"/>
+              </w:rPr>
+              <w:t>Lead Data Scientist</w:t>
+            </w:r>
+            <w:r>
+              <w:rPr>
+                <w:rFonts w:ascii="Aptos" w:eastAsia="Aptos" w:hAnsi="Aptos" w:cs="Aptos"/>
+                <w:b/>
+                <w:bCs/>
+                <w:color w:val="484650"/>
+                <w:sz w:val="20"/>
+                <w:szCs w:val="20"/>
+              </w:rPr>
+              <w:t>,</w:t>
+            </w:r>
+            <w:r>
+              <w:rPr>
+                <w:rFonts w:ascii="Aptos" w:eastAsia="Aptos" w:hAnsi="Aptos" w:cs="Aptos"/>
+                <w:color w:val="484650"/>
+                <w:sz w:val="20"/>
+                <w:szCs w:val="20"/>
+              </w:rPr>
+              <w:t xml:space="preserve"> LinkedIn (Moderator) </w:t>
             </w:r>
           </w:p>
           <w:p>
@@ -990,30 +1038,6 @@
               </w:rPr>
               <w:t xml:space="preserve">, Data Scientist, World Bank Group </w:t>
             </w:r>
-          </w:p>
-          <w:p>
-            <w:pPr>
-              <w:spacing w:after="0"/>
-              <w:rPr>
-                <w:rFonts w:ascii="Aptos" w:eastAsia="Aptos" w:hAnsi="Aptos" w:cs="Aptos"/>
-                <w:color w:val="484650"/>
-                <w:sz w:val="20"/>
-                <w:szCs w:val="20"/>
-                <w:highlight w:val="yellow"/>
-              </w:rPr>
-            </w:pPr>
-          </w:p>
-          <w:p>
-            <w:pPr>
-              <w:spacing w:after="0"/>
-              <w:rPr>
-                <w:rFonts w:ascii="Aptos" w:eastAsia="Aptos" w:hAnsi="Aptos" w:cs="Aptos"/>
-                <w:color w:val="484650"/>
-                <w:sz w:val="20"/>
-                <w:szCs w:val="20"/>
-                <w:highlight w:val="yellow"/>
-              </w:rPr>
-            </w:pPr>
           </w:p>
           <w:p>
             <w:pPr>
@@ -1059,7 +1083,7 @@
         </w:trPr>
         <w:tc>
           <w:tcPr>
-            <w:tcW w:w="1237" w:type="dxa"/>
+            <w:tcW w:w="900" w:type="dxa"/>
             <w:tcBorders>
               <w:top w:val="single" w:sz="8" w:space="0" w:color="E6E6E6"/>
               <w:left w:val="nil"/>
@@ -1091,7 +1115,7 @@
         </w:tc>
         <w:tc>
           <w:tcPr>
-            <w:tcW w:w="3200" w:type="dxa"/>
+            <w:tcW w:w="2903" w:type="dxa"/>
             <w:tcBorders>
               <w:top w:val="single" w:sz="8" w:space="0" w:color="E6E6E6"/>
               <w:left w:val="nil"/>
@@ -1421,7 +1445,7 @@
         </w:trPr>
         <w:tc>
           <w:tcPr>
-            <w:tcW w:w="1237" w:type="dxa"/>
+            <w:tcW w:w="900" w:type="dxa"/>
             <w:tcBorders>
               <w:top w:val="single" w:sz="8" w:space="0" w:color="E6E6E6"/>
               <w:left w:val="nil"/>
@@ -1448,7 +1472,7 @@
         </w:tc>
         <w:tc>
           <w:tcPr>
-            <w:tcW w:w="3200" w:type="dxa"/>
+            <w:tcW w:w="2903" w:type="dxa"/>
             <w:tcBorders>
               <w:top w:val="single" w:sz="8" w:space="0" w:color="E6E6E6"/>
               <w:left w:val="nil"/>
@@ -1520,7 +1544,7 @@
         </w:trPr>
         <w:tc>
           <w:tcPr>
-            <w:tcW w:w="1237" w:type="dxa"/>
+            <w:tcW w:w="900" w:type="dxa"/>
             <w:tcBorders>
               <w:top w:val="single" w:sz="8" w:space="0" w:color="D9D9D9" w:themeColor="background1" w:themeShade="D9"/>
               <w:left w:val="nil"/>
@@ -1550,7 +1574,7 @@
         </w:tc>
         <w:tc>
           <w:tcPr>
-            <w:tcW w:w="3200" w:type="dxa"/>
+            <w:tcW w:w="2903" w:type="dxa"/>
             <w:tcBorders>
               <w:top w:val="single" w:sz="8" w:space="0" w:color="D9D9D9" w:themeColor="background1" w:themeShade="D9"/>
               <w:left w:val="nil"/>
@@ -1817,7 +1841,7 @@
         </w:trPr>
         <w:tc>
           <w:tcPr>
-            <w:tcW w:w="1237" w:type="dxa"/>
+            <w:tcW w:w="900" w:type="dxa"/>
             <w:tcBorders>
               <w:top w:val="single" w:sz="12" w:space="0" w:color="D9D9D9" w:themeColor="background1" w:themeShade="D9"/>
               <w:left w:val="nil"/>
@@ -1849,7 +1873,7 @@
         </w:tc>
         <w:tc>
           <w:tcPr>
-            <w:tcW w:w="3200" w:type="dxa"/>
+            <w:tcW w:w="2903" w:type="dxa"/>
             <w:tcBorders>
               <w:top w:val="single" w:sz="12" w:space="0" w:color="D9D9D9" w:themeColor="background1" w:themeShade="D9"/>
               <w:left w:val="nil"/>
@@ -2084,6 +2108,12 @@
           <w:p>
             <w:pPr>
               <w:spacing w:after="0"/>
+              <w:rPr>
+                <w:rFonts w:ascii="Aptos" w:eastAsia="Aptos" w:hAnsi="Aptos" w:cs="Aptos"/>
+                <w:color w:val="484650"/>
+                <w:sz w:val="20"/>
+                <w:szCs w:val="20"/>
+              </w:rPr>
             </w:pPr>
             <w:r>
               <w:rPr>
@@ -2132,6 +2162,91 @@
               </w:rPr>
               <w:t xml:space="preserve">African Development Bank  </w:t>
             </w:r>
+          </w:p>
+          <w:p>
+            <w:pPr>
+              <w:spacing w:after="0"/>
+            </w:pPr>
+          </w:p>
+          <w:p>
+            <w:pPr>
+              <w:spacing w:after="0"/>
+              <w:rPr>
+                <w:rFonts w:ascii="Aptos" w:eastAsia="Aptos" w:hAnsi="Aptos" w:cs="Aptos"/>
+                <w:color w:val="484650"/>
+                <w:sz w:val="20"/>
+                <w:szCs w:val="20"/>
+              </w:rPr>
+            </w:pPr>
+            <w:r>
+              <w:rPr>
+                <w:rFonts w:ascii="Aptos" w:eastAsia="Aptos" w:hAnsi="Aptos" w:cs="Aptos"/>
+                <w:b/>
+                <w:bCs/>
+                <w:color w:val="484650"/>
+                <w:sz w:val="20"/>
+                <w:szCs w:val="20"/>
+              </w:rPr>
+              <w:t xml:space="preserve">Bali Reimagined </w:t>
+            </w:r>
+          </w:p>
+          <w:p>
+            <w:pPr>
+              <w:spacing w:after="0"/>
+              <w:rPr>
+                <w:rFonts w:ascii="Aptos" w:eastAsia="Aptos" w:hAnsi="Aptos" w:cs="Aptos"/>
+                <w:color w:val="484650"/>
+                <w:sz w:val="20"/>
+                <w:szCs w:val="20"/>
+              </w:rPr>
+            </w:pPr>
+            <w:r>
+              <w:rPr>
+                <w:rFonts w:ascii="Aptos" w:eastAsia="Aptos" w:hAnsi="Aptos" w:cs="Aptos"/>
+                <w:color w:val="484650"/>
+                <w:sz w:val="20"/>
+                <w:szCs w:val="20"/>
+              </w:rPr>
+              <w:t>Sol Tadeo</w:t>
+            </w:r>
+            <w:r>
+              <w:rPr>
+                <w:rFonts w:ascii="Aptos" w:eastAsia="Aptos" w:hAnsi="Aptos" w:cs="Aptos"/>
+                <w:color w:val="484650"/>
+                <w:sz w:val="20"/>
+                <w:szCs w:val="20"/>
+              </w:rPr>
+              <w:t xml:space="preserve">, </w:t>
+            </w:r>
+            <w:r>
+              <w:rPr>
+                <w:rFonts w:ascii="Aptos" w:eastAsia="Aptos" w:hAnsi="Aptos" w:cs="Aptos"/>
+                <w:color w:val="484650"/>
+                <w:sz w:val="20"/>
+                <w:szCs w:val="20"/>
+              </w:rPr>
+              <w:t xml:space="preserve">Data Scientist, </w:t>
+            </w:r>
+            <w:r>
+              <w:rPr>
+                <w:rFonts w:ascii="Aptos" w:eastAsia="Aptos" w:hAnsi="Aptos" w:cs="Aptos"/>
+                <w:color w:val="484650"/>
+                <w:sz w:val="20"/>
+                <w:szCs w:val="20"/>
+              </w:rPr>
+              <w:t>World Bank Group</w:t>
+            </w:r>
+          </w:p>
+          <w:p>
+            <w:pPr>
+              <w:spacing w:after="0"/>
+              <w:rPr>
+                <w:rFonts w:ascii="Aptos" w:eastAsia="Aptos" w:hAnsi="Aptos" w:cs="Aptos"/>
+                <w:color w:val="484650"/>
+                <w:sz w:val="20"/>
+                <w:szCs w:val="20"/>
+              </w:rPr>
+            </w:pPr>
           </w:p>
         </w:tc>
       </w:tr>
@@ -2141,7 +2256,7 @@
         </w:trPr>
         <w:tc>
           <w:tcPr>
-            <w:tcW w:w="1237" w:type="dxa"/>
+            <w:tcW w:w="900" w:type="dxa"/>
             <w:tcBorders>
               <w:top w:val="single" w:sz="8" w:space="0" w:color="E6E6E6"/>
               <w:left w:val="nil"/>
@@ -2173,7 +2288,7 @@
         </w:tc>
         <w:tc>
           <w:tcPr>
-            <w:tcW w:w="3200" w:type="dxa"/>
+            <w:tcW w:w="2903" w:type="dxa"/>
             <w:tcBorders>
               <w:top w:val="single" w:sz="8" w:space="0" w:color="E6E6E6"/>
               <w:left w:val="nil"/>
@@ -2217,7 +2332,7 @@
         </w:trPr>
         <w:tc>
           <w:tcPr>
-            <w:tcW w:w="1237" w:type="dxa"/>
+            <w:tcW w:w="900" w:type="dxa"/>
             <w:tcBorders>
               <w:top w:val="single" w:sz="8" w:space="0" w:color="E6E6E6"/>
               <w:left w:val="nil"/>
@@ -2243,7 +2358,7 @@
         </w:tc>
         <w:tc>
           <w:tcPr>
-            <w:tcW w:w="3200" w:type="dxa"/>
+            <w:tcW w:w="2903" w:type="dxa"/>
             <w:tcBorders>
               <w:top w:val="single" w:sz="8" w:space="0" w:color="E6E6E6"/>
               <w:left w:val="nil"/>
@@ -2346,7 +2461,7 @@
       <w:footerReference w:type="even" r:id="rId13"/>
       <w:footerReference w:type="first" r:id="rId14"/>
       <w:pgSz w:w="12240" w:h="15840"/>
-      <w:pgMar w:top="1440" w:right="1710" w:bottom="1440" w:left="1440" w:header="720" w:footer="720" w:gutter="0"/>
+      <w:pgMar w:top="1440" w:right="1710" w:bottom="585" w:left="1440" w:header="720" w:footer="720" w:gutter="0"/>
       <w:cols w:space="720"/>
       <w:docGrid w:linePitch="360"/>
     </w:sectPr>
